--- a/docs/standards/word/CI-ENFORCEMENT.docx
+++ b/docs/standards/word/CI-ENFORCEMENT.docx
@@ -28,13 +28,13 @@
         </w:p>
       </w:sdtContent>
     </w:sdt>
-    <w:bookmarkStart w:id="26" w:name="X4ea5dfd01da7690cc461178d5e8a5c4d897de66"/>
+    <w:bookmarkStart w:id="25" w:name="X1794b08c73f99e7b94ea3b206e7a05022592c01"/>
     <w:p>
       <w:pPr>
         <w:pStyle w:val="Heading1"/>
       </w:pPr>
       <w:r>
-        <w:t xml:space="preserve">Which of your rules can actually stop a change, and what is that worth?</w:t>
+        <w:t xml:space="preserve">Automated compliance in CI: which of your rules can actually stop a change</w:t>
       </w:r>
     </w:p>
     <w:p>
@@ -46,7 +46,7 @@
           <w:b/>
           <w:bCs/>
         </w:rPr>
-        <w:t xml:space="preserve">A rule that is written down and a rule that cannot be skipped are different things, and most</w:t>
+        <w:t xml:space="preserve">A rule that is written down and a rule that cannot be skipped are different things. Most</w:t>
       </w:r>
       <w:r>
         <w:rPr>
@@ -60,7 +60,21 @@
           <w:b/>
           <w:bCs/>
         </w:rPr>
-        <w:t xml:space="preserve">organizations cannot say which of theirs are which.</w:t>
+        <w:t xml:space="preserve">organizations cannot say which of theirs are which, and the answer is a setting somebody can read</w:t>
+      </w:r>
+      <w:r>
+        <w:rPr>
+          <w:b/>
+          <w:bCs/>
+        </w:rPr>
+        <w:t xml:space="preserve"> </w:t>
+      </w:r>
+      <w:r>
+        <w:rPr>
+          <w:b/>
+          <w:bCs/>
+        </w:rPr>
+        <w:t xml:space="preserve">this afternoon.</w:t>
       </w:r>
     </w:p>
     <w:p>
@@ -127,73 +141,206 @@
         </w:pict>
       </w:r>
     </w:p>
-    <w:bookmarkStart w:id="12" w:name="X1b732d1d3257e84056034f1da59433bdc23a5c6"/>
+    <w:bookmarkStart w:id="12" w:name="in-short"/>
     <w:p>
       <w:pPr>
         <w:pStyle w:val="Heading2"/>
       </w:pPr>
       <w:r>
-        <w:t xml:space="preserve">What a pipeline is, and what your team means by CI</w:t>
+        <w:t xml:space="preserve">In short</w:t>
       </w:r>
     </w:p>
     <w:p>
       <w:pPr>
         <w:pStyle w:val="FirstParagraph"/>
-      </w:pPr>
-      <w:r>
-        <w:t xml:space="preserve">Somebody proposes a change to the shared code. A server automatically runs checks against it. If a</w:t>
-      </w:r>
-      <w:r>
-        <w:t xml:space="preserve"> </w:t>
-      </w:r>
-      <w:r>
-        <w:t xml:space="preserve">check is wired to block, a failure stops the change from joining. That is the whole mechanism. Your</w:t>
-      </w:r>
-      <w:r>
-        <w:t xml:space="preserve"> </w:t>
-      </w:r>
-      <w:r>
-        <w:t xml:space="preserve">team calls this CI -- continuous integration -- or the pipeline, or the build system. Which checks</w:t>
-      </w:r>
-      <w:r>
-        <w:t xml:space="preserve"> </w:t>
-      </w:r>
-      <w:r>
-        <w:t xml:space="preserve">run, and which can stop a change, are separate settings your team chose, not properties of the</w:t>
-      </w:r>
-      <w:r>
-        <w:t xml:space="preserve"> </w:t>
-      </w:r>
-      <w:r>
-        <w:t xml:space="preserve">tooling.</w:t>
-      </w:r>
-    </w:p>
-    <w:p>
-      <w:pPr>
-        <w:pStyle w:val="BodyText"/>
       </w:pPr>
       <w:r>
         <w:rPr>
           <w:b/>
           <w:bCs/>
         </w:rPr>
-        <w:t xml:space="preserve">Two doors, one page.</w:t>
-      </w:r>
-      <w:r>
-        <w:t xml:space="preserve"> </w:t>
-      </w:r>
-      <w:r>
-        <w:t xml:space="preserve">Accountable for security: start at</w:t>
-      </w:r>
-      <w:r>
-        <w:t xml:space="preserve"> </w:t>
-      </w:r>
-      <w:hyperlink w:anchor="blocking-or-advisory">
+        <w:t xml:space="preserve">One question separates a control from a report: does failing it stop the change?</w:t>
+      </w:r>
+      <w:r>
+        <w:t xml:space="preserve"> </w:t>
+      </w:r>
+      <w:r>
+        <w:t xml:space="preserve">A tool</w:t>
+      </w:r>
+      <w:r>
+        <w:t xml:space="preserve"> </w:t>
+      </w:r>
+      <w:r>
+        <w:t xml:space="preserve">inventory, a dashboard and a scan that runs overnight and emails somebody all describe work being</w:t>
+      </w:r>
+      <w:r>
+        <w:t xml:space="preserve"> </w:t>
+      </w:r>
+      <w:r>
+        <w:t xml:space="preserve">done. None of them is a rule being enforced. Which checks can stop a change is a setting in your</w:t>
+      </w:r>
+      <w:r>
+        <w:t xml:space="preserve"> </w:t>
+      </w:r>
+      <w:r>
+        <w:t xml:space="preserve">pipeline rather than a property of the tools, and it is routinely different from what the people</w:t>
+      </w:r>
+      <w:r>
+        <w:t xml:space="preserve"> </w:t>
+      </w:r>
+      <w:r>
+        <w:t xml:space="preserve">accountable for it believe.</w:t>
+      </w:r>
+    </w:p>
+    <w:p>
+      <w:pPr>
+        <w:pStyle w:val="BodyText"/>
+      </w:pPr>
+      <w:r>
+        <w:t xml:space="preserve">Sorted that way, most of a compliance program does not automate. Of the roughly 150 controls this</w:t>
+      </w:r>
+      <w:r>
+        <w:t xml:space="preserve"> </w:t>
+      </w:r>
+      <w:r>
+        <w:t xml:space="preserve">document set asks for, about five in six would not stop anything: most need human judgment that no</w:t>
+      </w:r>
+      <w:r>
+        <w:t xml:space="preserve"> </w:t>
+      </w:r>
+      <w:r>
+        <w:t xml:space="preserve">configuration supplies, and the rest describe work a machine could decide that nobody has wired to</w:t>
+      </w:r>
+      <w:r>
+        <w:t xml:space="preserve"> </w:t>
+      </w:r>
+      <w:r>
+        <w:t xml:space="preserve">a block.</w:t>
+      </w:r>
+    </w:p>
+    <w:p>
+      <w:pPr>
+        <w:pStyle w:val="BodyText"/>
+      </w:pPr>
+      <w:r>
+        <w:t xml:space="preserve">Three things to do, in order. None of them needs a project:</w:t>
+      </w:r>
+    </w:p>
+    <w:p>
+      <w:pPr>
+        <w:pStyle w:val="Compact"/>
+        <w:numPr>
+          <w:ilvl w:val="0"/>
+          <w:numId w:val="1001"/>
+        </w:numPr>
+      </w:pPr>
+      <w:r>
+        <w:rPr>
+          <w:b/>
+          <w:bCs/>
+        </w:rPr>
+        <w:t xml:space="preserve">Get the list of checks that can stop a change, read from today's configuration</w:t>
+      </w:r>
+      <w:r>
+        <w:t xml:space="preserve"> </w:t>
+      </w:r>
+      <w:r>
+        <w:t xml:space="preserve">rather than</w:t>
+      </w:r>
+      <w:r>
+        <w:t xml:space="preserve"> </w:t>
+      </w:r>
+      <w:r>
+        <w:t xml:space="preserve">from anyone's memory or from a list of tools you own.</w:t>
+      </w:r>
+    </w:p>
+    <w:p>
+      <w:pPr>
+        <w:pStyle w:val="Compact"/>
+        <w:numPr>
+          <w:ilvl w:val="0"/>
+          <w:numId w:val="1001"/>
+        </w:numPr>
+      </w:pPr>
+      <w:r>
+        <w:rPr>
+          <w:b/>
+          <w:bCs/>
+        </w:rPr>
+        <w:t xml:space="preserve">Prove one of them can fail.</w:t>
+      </w:r>
+      <w:r>
+        <w:t xml:space="preserve"> </w:t>
+      </w:r>
+      <w:r>
+        <w:t xml:space="preserve">Plant a violation on a branch, watch the build go red, record</w:t>
+      </w:r>
+      <w:r>
+        <w:t xml:space="preserve"> </w:t>
+      </w:r>
+      <w:r>
+        <w:t xml:space="preserve">the date. A gate nobody has ever seen fail is indistinguishable from no gate.</w:t>
+      </w:r>
+    </w:p>
+    <w:p>
+      <w:pPr>
+        <w:pStyle w:val="Compact"/>
+        <w:numPr>
+          <w:ilvl w:val="0"/>
+          <w:numId w:val="1001"/>
+        </w:numPr>
+      </w:pPr>
+      <w:r>
+        <w:rPr>
+          <w:b/>
+          <w:bCs/>
+        </w:rPr>
+        <w:t xml:space="preserve">Find out who can push a change through when a check is red</w:t>
+      </w:r>
+      <w:r>
+        <w:t xml:space="preserve">, whether every use is logged, and</w:t>
+      </w:r>
+      <w:r>
+        <w:t xml:space="preserve"> </w:t>
+      </w:r>
+      <w:r>
+        <w:t xml:space="preserve">whether anyone reads the log. Overrides are on by default in most setups.</w:t>
+      </w:r>
+    </w:p>
+    <w:p>
+      <w:pPr>
+        <w:pStyle w:val="FirstParagraph"/>
+      </w:pPr>
+      <w:r>
+        <w:t xml:space="preserve">What automation buys is narrower than the pitch: a class of failure stops recurring without anyone</w:t>
+      </w:r>
+      <w:r>
+        <w:t xml:space="preserve"> </w:t>
+      </w:r>
+      <w:r>
+        <w:t xml:space="preserve">remembering to look for it, and reviewer hours move off mechanical findings onto judgment. Fund it</w:t>
+      </w:r>
+      <w:r>
+        <w:t xml:space="preserve"> </w:t>
+      </w:r>
+      <w:r>
+        <w:t xml:space="preserve">on those two. The cost-avoidance multiple you have heard quoted does not survive contact with its</w:t>
+      </w:r>
+      <w:r>
+        <w:t xml:space="preserve"> </w:t>
+      </w:r>
+      <w:r>
+        <w:t xml:space="preserve">sources, and neither does the delivery-speed claim --</w:t>
+      </w:r>
+      <w:r>
+        <w:t xml:space="preserve"> </w:t>
+      </w:r>
+      <w:hyperlink w:anchor="what-it-buys-you-and-what-it-costs">
         <w:r>
           <w:rPr>
             <w:rStyle w:val="Hyperlink"/>
           </w:rPr>
-          <w:t xml:space="preserve">Blocking or</w:t>
+          <w:t xml:space="preserve">what it buys you, and what it</w:t>
         </w:r>
         <w:r>
           <w:rPr>
@@ -205,21 +352,29 @@
           <w:rPr>
             <w:rStyle w:val="Hyperlink"/>
           </w:rPr>
-          <w:t xml:space="preserve">advisory</w:t>
+          <w:t xml:space="preserve">costs</w:t>
         </w:r>
       </w:hyperlink>
       <w:r>
-        <w:t xml:space="preserve">, then</w:t>
-      </w:r>
-      <w:r>
-        <w:t xml:space="preserve"> </w:t>
-      </w:r>
-      <w:hyperlink w:anchor="X7b2f4b252f5562154f5c7e57e743800b1edbb3c">
+        <w:t xml:space="preserve">.</w:t>
+      </w:r>
+    </w:p>
+    <w:p>
+      <w:pPr>
+        <w:pStyle w:val="BodyText"/>
+      </w:pPr>
+      <w:r>
+        <w:t xml:space="preserve">Two ways through the rest of this page. Accountable for security:</w:t>
+      </w:r>
+      <w:r>
+        <w:t xml:space="preserve"> </w:t>
+      </w:r>
+      <w:hyperlink w:anchor="X93056c7975e1f3d1537339dc3938722a80f52a5">
         <w:r>
           <w:rPr>
             <w:rStyle w:val="Hyperlink"/>
           </w:rPr>
-          <w:t xml:space="preserve">The three</w:t>
+          <w:t xml:space="preserve">the one</w:t>
         </w:r>
         <w:r>
           <w:rPr>
@@ -231,30 +386,21 @@
           <w:rPr>
             <w:rStyle w:val="Hyperlink"/>
           </w:rPr>
-          <w:t xml:space="preserve">buckets</w:t>
+          <w:t xml:space="preserve">question</w:t>
         </w:r>
       </w:hyperlink>
       <w:r>
-        <w:t xml:space="preserve"> </w:t>
-      </w:r>
-      <w:r>
-        <w:t xml:space="preserve">-- which of your controls are real, and</w:t>
-      </w:r>
-      <w:r>
-        <w:t xml:space="preserve"> </w:t>
-      </w:r>
-      <w:r>
-        <w:t xml:space="preserve">why most were never going to be. Running a development team and justifying the spend: start at</w:t>
-      </w:r>
-      <w:r>
-        <w:t xml:space="preserve"> </w:t>
-      </w:r>
-      <w:hyperlink w:anchor="what-it-buys-you-and-what-it-costs">
+        <w:t xml:space="preserve">, then</w:t>
+      </w:r>
+      <w:r>
+        <w:t xml:space="preserve"> </w:t>
+      </w:r>
+      <w:hyperlink w:anchor="X346a7b4bbcc4be041a62ebcfcc91632828bf928">
         <w:r>
           <w:rPr>
             <w:rStyle w:val="Hyperlink"/>
           </w:rPr>
-          <w:t xml:space="preserve">What</w:t>
+          <w:t xml:space="preserve">what to</w:t>
         </w:r>
         <w:r>
           <w:rPr>
@@ -266,17 +412,43 @@
           <w:rPr>
             <w:rStyle w:val="Hyperlink"/>
           </w:rPr>
-          <w:t xml:space="preserve">it buys you, and what it costs</w:t>
+          <w:t xml:space="preserve">ask</w:t>
         </w:r>
       </w:hyperlink>
       <w:r>
-        <w:t xml:space="preserve">, where the deciding argument is</w:t>
-      </w:r>
-      <w:r>
-        <w:t xml:space="preserve"> </w:t>
-      </w:r>
-      <w:r>
-        <w:t xml:space="preserve">arithmetic about your headcount, not anybody's research.</w:t>
+        <w:t xml:space="preserve">. Running the team and justifying the spend:</w:t>
+      </w:r>
+      <w:r>
+        <w:t xml:space="preserve"> </w:t>
+      </w:r>
+      <w:r>
+        <w:t xml:space="preserve">start with the arithmetic in</w:t>
+      </w:r>
+      <w:r>
+        <w:t xml:space="preserve"> </w:t>
+      </w:r>
+      <w:hyperlink w:anchor="what-it-buys-you-and-what-it-costs">
+        <w:r>
+          <w:rPr>
+            <w:rStyle w:val="Hyperlink"/>
+          </w:rPr>
+          <w:t xml:space="preserve">what it buys you, and what it</w:t>
+        </w:r>
+        <w:r>
+          <w:rPr>
+            <w:rStyle w:val="Hyperlink"/>
+          </w:rPr>
+          <w:t xml:space="preserve"> </w:t>
+        </w:r>
+        <w:r>
+          <w:rPr>
+            <w:rStyle w:val="Hyperlink"/>
+          </w:rPr>
+          <w:t xml:space="preserve">costs</w:t>
+        </w:r>
+      </w:hyperlink>
+      <w:r>
+        <w:t xml:space="preserve">.</w:t>
       </w:r>
     </w:p>
     <w:p>
@@ -287,13 +459,13 @@
       </w:r>
     </w:p>
     <w:bookmarkEnd w:id="12"/>
-    <w:bookmarkStart w:id="15" w:name="what-it-buys-you-and-what-it-costs"/>
+    <w:bookmarkStart w:id="16" w:name="X93056c7975e1f3d1537339dc3938722a80f52a5"/>
     <w:p>
       <w:pPr>
         <w:pStyle w:val="Heading2"/>
       </w:pPr>
       <w:r>
-        <w:t xml:space="preserve">What it buys you, and what it costs</w:t>
+        <w:t xml:space="preserve">The one question: does failing it stop the change?</w:t>
       </w:r>
     </w:p>
     <w:p>
@@ -301,301 +473,33 @@
         <w:pStyle w:val="FirstParagraph"/>
       </w:pPr>
       <w:r>
-        <w:rPr>
-          <w:i/>
-          <w:iCs/>
-        </w:rPr>
-        <w:t xml:space="preserve">Marked</w:t>
-      </w:r>
-      <w:r>
-        <w:rPr>
-          <w:i/>
-          <w:iCs/>
-        </w:rPr>
-        <w:t xml:space="preserve"> </w:t>
-      </w:r>
-      <w:r>
-        <w:rPr>
-          <w:b/>
-          <w:bCs/>
-          <w:i/>
-          <w:iCs/>
-        </w:rPr>
-        <w:t xml:space="preserve">[external]</w:t>
-      </w:r>
-      <w:r>
-        <w:rPr>
-          <w:i/>
-          <w:iCs/>
-        </w:rPr>
-        <w:t xml:space="preserve"> </w:t>
-      </w:r>
-      <w:r>
-        <w:rPr>
-          <w:i/>
-          <w:iCs/>
-        </w:rPr>
-        <w:t xml:space="preserve">is published research, with its limitation attached. The rest is this page's</w:t>
-      </w:r>
-      <w:r>
-        <w:rPr>
-          <w:i/>
-          <w:iCs/>
-        </w:rPr>
-        <w:t xml:space="preserve"> </w:t>
-      </w:r>
-      <w:r>
-        <w:rPr>
-          <w:i/>
-          <w:iCs/>
-        </w:rPr>
-        <w:t xml:space="preserve">own reasoning.</w:t>
-      </w:r>
-    </w:p>
-    <w:p>
-      <w:pPr>
-        <w:pStyle w:val="Compact"/>
-        <w:numPr>
-          <w:ilvl w:val="0"/>
-          <w:numId w:val="1001"/>
-        </w:numPr>
-      </w:pPr>
-      <w:r>
-        <w:rPr>
-          <w:b/>
-          <w:bCs/>
-        </w:rPr>
-        <w:t xml:space="preserve">The volume rises and the review budget does not.</w:t>
-      </w:r>
-      <w:r>
-        <w:t xml:space="preserve"> </w:t>
-      </w:r>
-      <w:r>
-        <w:t xml:space="preserve">If an AI coding assistant writes a meaningful</w:t>
-      </w:r>
-      <w:r>
-        <w:t xml:space="preserve"> </w:t>
-      </w:r>
-      <w:r>
-        <w:t xml:space="preserve">share of the code, the change arriving at review has gone up and the hours available to read it</w:t>
-      </w:r>
-      <w:r>
-        <w:t xml:space="preserve"> </w:t>
-      </w:r>
-      <w:r>
-        <w:t xml:space="preserve">have not. That is subtraction about your own headcount, not a research finding. Reviewer attention</w:t>
-      </w:r>
-      <w:r>
-        <w:t xml:space="preserve"> </w:t>
-      </w:r>
-      <w:r>
-        <w:t xml:space="preserve">is the constraint now.</w:t>
-      </w:r>
-    </w:p>
-    <w:p>
-      <w:pPr>
-        <w:pStyle w:val="Compact"/>
-        <w:numPr>
-          <w:ilvl w:val="0"/>
-          <w:numId w:val="1001"/>
-        </w:numPr>
-      </w:pPr>
-      <w:r>
-        <w:rPr>
-          <w:b/>
-          <w:bCs/>
-        </w:rPr>
-        <w:t xml:space="preserve">Your reviewers stop doing machine work.</w:t>
-      </w:r>
-      <w:r>
-        <w:t xml:space="preserve"> </w:t>
-      </w:r>
-      <w:r>
-        <w:t xml:space="preserve">Where mechanical findings are produced automatically</w:t>
-      </w:r>
-      <w:r>
-        <w:t xml:space="preserve"> </w:t>
-      </w:r>
-      <w:r>
-        <w:t xml:space="preserve">and attached to the change, review comments move off mechanical matters and onto design and intent</w:t>
-      </w:r>
-      <w:r>
-        <w:t xml:space="preserve"> </w:t>
-      </w:r>
-      <w:r>
-        <w:rPr>
-          <w:b/>
-          <w:bCs/>
-        </w:rPr>
-        <w:t xml:space="preserve">[external]</w:t>
-      </w:r>
-      <w:r>
-        <w:t xml:space="preserve"> </w:t>
-      </w:r>
-      <w:r>
-        <w:t xml:space="preserve">(Sadowski et al.,</w:t>
-      </w:r>
-      <w:r>
-        <w:t xml:space="preserve"> </w:t>
-      </w:r>
-      <w:r>
-        <w:rPr>
-          <w:i/>
-          <w:iCs/>
-        </w:rPr>
-        <w:t xml:space="preserve">Communications of the ACM</w:t>
-      </w:r>
-      <w:r>
-        <w:t xml:space="preserve">, 2018; Bacchelli and Bird, ICSE 2013</w:t>
-      </w:r>
-      <w:r>
-        <w:t xml:space="preserve"> </w:t>
-      </w:r>
-      <w:r>
-        <w:t xml:space="preserve">-- evidence that attention moves, not that review gets better).</w:t>
-      </w:r>
-    </w:p>
-    <w:p>
-      <w:pPr>
-        <w:pStyle w:val="Compact"/>
-        <w:numPr>
-          <w:ilvl w:val="0"/>
-          <w:numId w:val="1001"/>
-        </w:numPr>
-      </w:pPr>
-      <w:r>
-        <w:rPr>
-          <w:b/>
-          <w:bCs/>
-        </w:rPr>
-        <w:t xml:space="preserve">Fixing it before it merges takes fewer steps than fixing it after release -- a claim about</w:t>
-      </w:r>
-      <w:r>
-        <w:rPr>
-          <w:b/>
-          <w:bCs/>
-        </w:rPr>
-        <w:t xml:space="preserve"> </w:t>
-      </w:r>
-      <w:r>
-        <w:rPr>
-          <w:b/>
-          <w:bCs/>
-        </w:rPr>
-        <w:t xml:space="preserve">steps, not about cost.</w:t>
-      </w:r>
-      <w:r>
-        <w:t xml:space="preserve"> </w:t>
-      </w:r>
-      <w:r>
-        <w:t xml:space="preserve">Caught after release, the same problem costs a release, possibly a</w:t>
-      </w:r>
-      <w:r>
-        <w:t xml:space="preserve"> </w:t>
-      </w:r>
-      <w:r>
-        <w:t xml:space="preserve">rollback, possibly a conversation with people outside your team. That is the entire claim. The</w:t>
-      </w:r>
-      <w:r>
-        <w:t xml:space="preserve"> </w:t>
-      </w:r>
-      <w:r>
-        <w:t xml:space="preserve">ratio you have heard -- ten times, a hundred times -- traces to a study nobody has ever produced,</w:t>
-      </w:r>
-      <w:r>
-        <w:t xml:space="preserve"> </w:t>
-      </w:r>
-      <w:r>
-        <w:t xml:space="preserve">and the largest attempt to test the effect, across 171 projects, did not find it</w:t>
-      </w:r>
-      <w:r>
-        <w:t xml:space="preserve"> </w:t>
-      </w:r>
-      <w:r>
-        <w:rPr>
-          <w:b/>
-          <w:bCs/>
-        </w:rPr>
-        <w:t xml:space="preserve">[external]</w:t>
-      </w:r>
-      <w:r>
-        <w:t xml:space="preserve"> </w:t>
-      </w:r>
-      <w:r>
-        <w:t xml:space="preserve">(Menzies, Nichols et al.,</w:t>
-      </w:r>
-      <w:r>
-        <w:t xml:space="preserve"> </w:t>
-      </w:r>
-      <w:r>
-        <w:rPr>
-          <w:i/>
-          <w:iCs/>
-        </w:rPr>
-        <w:t xml:space="preserve">Empirical Software Engineering</w:t>
-      </w:r>
-      <w:r>
-        <w:t xml:space="preserve">, 2016, measuring effort on the issue</w:t>
-      </w:r>
-      <w:r>
-        <w:t xml:space="preserve"> </w:t>
-      </w:r>
-      <w:r>
-        <w:t xml:space="preserve">itself, not the release work around it).</w:t>
-      </w:r>
-    </w:p>
-    <w:p>
-      <w:pPr>
-        <w:pStyle w:val="Compact"/>
-        <w:numPr>
-          <w:ilvl w:val="0"/>
-          <w:numId w:val="1001"/>
-        </w:numPr>
-      </w:pPr>
-      <w:r>
-        <w:rPr>
-          <w:b/>
-          <w:bCs/>
-        </w:rPr>
-        <w:t xml:space="preserve">It takes the decision out of the moment.</w:t>
-      </w:r>
-      <w:r>
-        <w:t xml:space="preserve"> </w:t>
-      </w:r>
-      <w:r>
-        <w:t xml:space="preserve">A blocking check resolves "is this good enough"</w:t>
-      </w:r>
-      <w:r>
-        <w:t xml:space="preserve"> </w:t>
-      </w:r>
-      <w:r>
-        <w:t xml:space="preserve">against structure rather than against whoever argues hardest or ranks highest, and it makes no</w:t>
-      </w:r>
-      <w:r>
-        <w:t xml:space="preserve"> </w:t>
-      </w:r>
-      <w:r>
-        <w:t xml:space="preserve">exception late on a Friday. That is the argument to make to your own engineers: the check keeps</w:t>
-      </w:r>
-      <w:r>
-        <w:t xml:space="preserve"> </w:t>
-      </w:r>
-      <w:r>
-        <w:t xml:space="preserve">the deadline from being negotiated out of their work. It holds only as far as the people who can</w:t>
-      </w:r>
-      <w:r>
-        <w:t xml:space="preserve"> </w:t>
-      </w:r>
-      <w:r>
-        <w:t xml:space="preserve">override it -- the third question below.</w:t>
-      </w:r>
-    </w:p>
-    <w:p>
-      <w:pPr>
-        <w:pStyle w:val="FirstParagraph"/>
-      </w:pPr>
-      <w:r>
-        <w:t xml:space="preserve">What it costs:</w:t>
+        <w:t xml:space="preserve">Somebody proposes a change to the shared code. A server runs checks against it automatically. If a</w:t>
+      </w:r>
+      <w:r>
+        <w:t xml:space="preserve"> </w:t>
+      </w:r>
+      <w:r>
+        <w:t xml:space="preserve">check is wired to block, a failure stops the change from joining. Your team calls that CI --</w:t>
+      </w:r>
+      <w:r>
+        <w:t xml:space="preserve"> </w:t>
+      </w:r>
+      <w:r>
+        <w:t xml:space="preserve">continuous integration -- or the pipeline, or the build system. Which checks run, and which can</w:t>
+      </w:r>
+      <w:r>
+        <w:t xml:space="preserve"> </w:t>
+      </w:r>
+      <w:r>
+        <w:t xml:space="preserve">stop a change, are separate settings somebody chose.</w:t>
+      </w:r>
+    </w:p>
+    <w:p>
+      <w:pPr>
+        <w:pStyle w:val="BodyText"/>
+      </w:pPr>
+      <w:r>
+        <w:t xml:space="preserve">Ask two questions of each control you are relying on, in this order:</w:t>
       </w:r>
     </w:p>
     <w:p>
@@ -611,53 +515,19 @@
           <w:b/>
           <w:bCs/>
         </w:rPr>
-        <w:t xml:space="preserve">Pipeline time, charged to the people it was meant to help.</w:t>
-      </w:r>
-      <w:r>
-        <w:t xml:space="preserve"> </w:t>
-      </w:r>
-      <w:r>
-        <w:t xml:space="preserve">Every check adds waiting between</w:t>
-      </w:r>
-      <w:r>
-        <w:t xml:space="preserve"> </w:t>
-      </w:r>
-      <w:r>
-        <w:t xml:space="preserve">written and shipped, and a broken blocking check stops everyone, not only the change that broke</w:t>
-      </w:r>
-      <w:r>
-        <w:t xml:space="preserve"> </w:t>
-      </w:r>
-      <w:r>
-        <w:t xml:space="preserve">it. Adopting a pipeline may not speed delivery at all: the most direct study found no quickening</w:t>
-      </w:r>
-      <w:r>
-        <w:t xml:space="preserve"> </w:t>
-      </w:r>
-      <w:r>
-        <w:t xml:space="preserve">of merged changes</w:t>
-      </w:r>
-      <w:r>
-        <w:t xml:space="preserve"> </w:t>
-      </w:r>
-      <w:r>
-        <w:rPr>
-          <w:b/>
-          <w:bCs/>
-        </w:rPr>
-        <w:t xml:space="preserve">[external]</w:t>
-      </w:r>
-      <w:r>
-        <w:t xml:space="preserve"> </w:t>
-      </w:r>
-      <w:r>
-        <w:t xml:space="preserve">(Bernardo et al., preprint, 2023, across open-source projects,</w:t>
-      </w:r>
-      <w:r>
-        <w:t xml:space="preserve"> </w:t>
-      </w:r>
-      <w:r>
-        <w:t xml:space="preserve">which does not transfer directly to a company).</w:t>
+        <w:t xml:space="preserve">Can a machine decide this without judgment?</w:t>
+      </w:r>
+      <w:r>
+        <w:t xml:space="preserve"> </w:t>
+      </w:r>
+      <w:r>
+        <w:t xml:space="preserve">If no, it is bucket 3, and nothing you configure</w:t>
+      </w:r>
+      <w:r>
+        <w:t xml:space="preserve"> </w:t>
+      </w:r>
+      <w:r>
+        <w:t xml:space="preserve">will move it.</w:t>
       </w:r>
     </w:p>
     <w:p>
@@ -673,27 +543,261 @@
           <w:b/>
           <w:bCs/>
         </w:rPr>
-        <w:t xml:space="preserve">The first day of a new gate is a wall of findings you already had.</w:t>
-      </w:r>
-      <w:r>
-        <w:t xml:space="preserve"> </w:t>
-      </w:r>
-      <w:r>
-        <w:t xml:space="preserve">A blocking check applied to</w:t>
-      </w:r>
-      <w:r>
-        <w:t xml:space="preserve"> </w:t>
-      </w:r>
-      <w:r>
-        <w:t xml:space="preserve">existing code fails on everything it inherits. Run it reporting-only first, then hold only what</w:t>
-      </w:r>
-      <w:r>
-        <w:t xml:space="preserve"> </w:t>
-      </w:r>
-      <w:r>
-        <w:t xml:space="preserve">the change introduced (</w:t>
+        <w:t xml:space="preserve">Is the check wired so that a failure stops the change?</w:t>
+      </w:r>
+      <w:r>
+        <w:t xml:space="preserve"> </w:t>
+      </w:r>
+      <w:r>
+        <w:t xml:space="preserve">If no, it is bucket 2, whatever the</w:t>
+      </w:r>
+      <w:r>
+        <w:t xml:space="preserve"> </w:t>
+      </w:r>
+      <w:r>
+        <w:t xml:space="preserve">tool is technically capable of.</w:t>
+      </w:r>
+    </w:p>
+    <w:p>
+      <w:pPr>
+        <w:pStyle w:val="FirstParagraph"/>
+      </w:pPr>
+      <w:r>
+        <w:t xml:space="preserve">What survives both is</w:t>
+      </w:r>
+      <w:r>
+        <w:t xml:space="preserve"> </w:t>
+      </w:r>
+      <w:r>
+        <w:rPr>
+          <w:b/>
+          <w:bCs/>
+        </w:rPr>
+        <w:t xml:space="preserve">bucket 1</w:t>
+      </w:r>
+      <w:r>
+        <w:t xml:space="preserve">: a machine deciding, with failure stopping the change.</w:t>
+      </w:r>
+      <w:r>
+        <w:t xml:space="preserve"> </w:t>
+      </w:r>
+      <w:r>
+        <w:rPr>
+          <w:b/>
+          <w:bCs/>
+        </w:rPr>
+        <w:t xml:space="preserve">Bucket 2</w:t>
+      </w:r>
+      <w:r>
+        <w:t xml:space="preserve"> </w:t>
+      </w:r>
+      <w:r>
+        <w:t xml:space="preserve">is a machine that could decide, wired so that nothing stops -- advisory jobs,</w:t>
+      </w:r>
+      <w:r>
+        <w:t xml:space="preserve"> </w:t>
+      </w:r>
+      <w:r>
+        <w:t xml:space="preserve">scheduled scans, anything that reports into a channel.</w:t>
+      </w:r>
+      <w:r>
+        <w:t xml:space="preserve"> </w:t>
+      </w:r>
+      <w:r>
+        <w:rPr>
+          <w:b/>
+          <w:bCs/>
+        </w:rPr>
+        <w:t xml:space="preserve">Bucket 3</w:t>
+      </w:r>
+      <w:r>
+        <w:t xml:space="preserve"> </w:t>
+      </w:r>
+      <w:r>
+        <w:t xml:space="preserve">is judgment, permanently.</w:t>
+      </w:r>
+    </w:p>
+    <w:p>
+      <w:pPr>
+        <w:pStyle w:val="BodyText"/>
+      </w:pPr>
+      <w:r>
+        <w:t xml:space="preserve">Which bucket a control lands in is as much a fact about your configuration as about the control,</w:t>
+      </w:r>
+      <w:r>
+        <w:t xml:space="preserve"> </w:t>
+      </w:r>
+      <w:r>
+        <w:t xml:space="preserve">and the gap between the two is where money goes without buying enforcement. Advisory and</w:t>
+      </w:r>
+      <w:r>
+        <w:t xml:space="preserve"> </w:t>
+      </w:r>
+      <w:r>
+        <w:t xml:space="preserve">scheduled-only jobs never turn a proposed change red, so counting them as coverage inflates the</w:t>
+      </w:r>
+      <w:r>
+        <w:t xml:space="preserve"> </w:t>
+      </w:r>
+      <w:r>
+        <w:t xml:space="preserve">number without adding a gate (</w:t>
       </w:r>
       <w:hyperlink r:id="rId13">
+        <w:r>
+          <w:rPr>
+            <w:rStyle w:val="Hyperlink"/>
+          </w:rPr>
+          <w:t xml:space="preserve">CI and</w:t>
+        </w:r>
+        <w:r>
+          <w:rPr>
+            <w:rStyle w:val="Hyperlink"/>
+          </w:rPr>
+          <w:t xml:space="preserve"> </w:t>
+        </w:r>
+        <w:r>
+          <w:rPr>
+            <w:rStyle w:val="Hyperlink"/>
+          </w:rPr>
+          <w:t xml:space="preserve">standards</w:t>
+        </w:r>
+      </w:hyperlink>
+      <w:r>
+        <w:t xml:space="preserve">).</w:t>
+      </w:r>
+    </w:p>
+    <w:p>
+      <w:pPr>
+        <w:pStyle w:val="BodyText"/>
+      </w:pPr>
+      <w:r>
+        <w:t xml:space="preserve">Three things survive the sort and still catch people:</w:t>
+      </w:r>
+    </w:p>
+    <w:p>
+      <w:pPr>
+        <w:pStyle w:val="Compact"/>
+        <w:numPr>
+          <w:ilvl w:val="0"/>
+          <w:numId w:val="1003"/>
+        </w:numPr>
+      </w:pPr>
+      <w:r>
+        <w:rPr>
+          <w:b/>
+          <w:bCs/>
+        </w:rPr>
+        <w:t xml:space="preserve">A pass proves nothing until you have proved the check can see that class of problem.</w:t>
+      </w:r>
+      <w:r>
+        <w:t xml:space="preserve"> </w:t>
+      </w:r>
+      <w:r>
+        <w:t xml:space="preserve">A run</w:t>
+      </w:r>
+      <w:r>
+        <w:t xml:space="preserve"> </w:t>
+      </w:r>
+      <w:r>
+        <w:t xml:space="preserve">that examined nothing and a run that found nothing look identical from outside, and nobody</w:t>
+      </w:r>
+      <w:r>
+        <w:t xml:space="preserve"> </w:t>
+      </w:r>
+      <w:r>
+        <w:t xml:space="preserve">investigates a green check (</w:t>
+      </w:r>
+      <w:hyperlink r:id="rId14">
+        <w:r>
+          <w:rPr>
+            <w:rStyle w:val="Hyperlink"/>
+          </w:rPr>
+          <w:t xml:space="preserve">the leak gate</w:t>
+        </w:r>
+      </w:hyperlink>
+      <w:r>
+        <w:t xml:space="preserve">).</w:t>
+      </w:r>
+    </w:p>
+    <w:p>
+      <w:pPr>
+        <w:pStyle w:val="Compact"/>
+        <w:numPr>
+          <w:ilvl w:val="0"/>
+          <w:numId w:val="1003"/>
+        </w:numPr>
+      </w:pPr>
+      <w:r>
+        <w:rPr>
+          <w:b/>
+          <w:bCs/>
+        </w:rPr>
+        <w:t xml:space="preserve">A blocking, machine-enforced check can still be about nothing.</w:t>
+      </w:r>
+      <w:r>
+        <w:t xml:space="preserve"> </w:t>
+      </w:r>
+      <w:r>
+        <w:t xml:space="preserve">Requiring an approval passes</w:t>
+      </w:r>
+      <w:r>
+        <w:t xml:space="preserve"> </w:t>
+      </w:r>
+      <w:r>
+        <w:t xml:space="preserve">every test above and establishes only that somebody clicked a button; whether anyone read</w:t>
+      </w:r>
+      <w:r>
+        <w:t xml:space="preserve"> </w:t>
+      </w:r>
+      <w:r>
+        <w:t xml:space="preserve">anything is bucket 3. At least fifteen controls in this set have that shape.</w:t>
+      </w:r>
+    </w:p>
+    <w:p>
+      <w:pPr>
+        <w:pStyle w:val="Compact"/>
+        <w:numPr>
+          <w:ilvl w:val="0"/>
+          <w:numId w:val="1003"/>
+        </w:numPr>
+      </w:pPr>
+      <w:r>
+        <w:rPr>
+          <w:b/>
+          <w:bCs/>
+        </w:rPr>
+        <w:t xml:space="preserve">Bucket 1 is not therefore handled.</w:t>
+      </w:r>
+      <w:r>
+        <w:t xml:space="preserve"> </w:t>
+      </w:r>
+      <w:r>
+        <w:t xml:space="preserve">A secret scan is mechanical only once a person has defined</w:t>
+      </w:r>
+      <w:r>
+        <w:t xml:space="preserve"> </w:t>
+      </w:r>
+      <w:r>
+        <w:t xml:space="preserve">what counts as sensitive, and its green says nothing about that definition being right.</w:t>
+      </w:r>
+    </w:p>
+    <w:p>
+      <w:pPr>
+        <w:pStyle w:val="FirstParagraph"/>
+      </w:pPr>
+      <w:r>
+        <w:t xml:space="preserve">Bucket 3 needs people or governance instead, which makes it a hiring and process decision rather</w:t>
+      </w:r>
+      <w:r>
+        <w:t xml:space="preserve"> </w:t>
+      </w:r>
+      <w:r>
+        <w:t xml:space="preserve">than a tooling one. The long form of that list is in</w:t>
+      </w:r>
+      <w:r>
+        <w:t xml:space="preserve"> </w:t>
+      </w:r>
+      <w:hyperlink r:id="rId15">
         <w:r>
           <w:rPr>
             <w:rStyle w:val="Hyperlink"/>
@@ -714,7 +818,428 @@
         </w:r>
       </w:hyperlink>
       <w:r>
-        <w:t xml:space="preserve">).</w:t>
+        <w:t xml:space="preserve">.</w:t>
+      </w:r>
+    </w:p>
+    <w:p>
+      <w:r>
+        <w:pict>
+          <v:rect style="width:0;height:1.5pt" o:hralign="center" o:hrstd="t" o:hr="t"/>
+        </w:pict>
+      </w:r>
+    </w:p>
+    <w:bookmarkEnd w:id="16"/>
+    <w:bookmarkStart w:id="17" w:name="this-set-sorted-once"/>
+    <w:p>
+      <w:pPr>
+        <w:pStyle w:val="Heading2"/>
+      </w:pPr>
+      <w:r>
+        <w:t xml:space="preserve">This set, sorted once</w:t>
+      </w:r>
+    </w:p>
+    <w:p>
+      <w:pPr>
+        <w:pStyle w:val="FirstParagraph"/>
+      </w:pPr>
+      <w:r>
+        <w:t xml:space="preserve">These documents ask for at least 150 separate controls. Sorted by the two questions above, 96 need</w:t>
+      </w:r>
+      <w:r>
+        <w:t xml:space="preserve"> </w:t>
+      </w:r>
+      <w:r>
+        <w:t xml:space="preserve">judgment that no configuration will move and 30 describe work a machine could decide but that</w:t>
+      </w:r>
+      <w:r>
+        <w:t xml:space="preserve"> </w:t>
+      </w:r>
+      <w:r>
+        <w:t xml:space="preserve">nothing here requires anyone to wire to a block. Twenty-four are described as stopping the change.</w:t>
+      </w:r>
+      <w:r>
+        <w:t xml:space="preserve"> </w:t>
+      </w:r>
+      <w:r>
+        <w:t xml:space="preserve">The table below is an example of the sorting rather than the inventory itself.</w:t>
+      </w:r>
+    </w:p>
+    <w:tbl>
+      <w:tblPr>
+        <w:tblStyle w:val="Table"/>
+        <w:tblW w:type="auto" w:w="0"/>
+        <w:tblLook w:firstRow="1" w:lastRow="0" w:firstColumn="0" w:lastColumn="0" w:noHBand="0" w:noVBand="0" w:val="0020"/>
+      </w:tblPr>
+      <w:tblGrid>
+        <w:gridCol w:w="2640"/>
+        <w:gridCol w:w="2640"/>
+        <w:gridCol w:w="2640"/>
+      </w:tblGrid>
+      <w:tr>
+        <w:trPr>
+          <w:tblHeader w:val="on"/>
+        </w:trPr>
+        <w:tc>
+          <w:tcPr/>
+          <w:p>
+            <w:pPr>
+              <w:pStyle w:val="Compact"/>
+            </w:pPr>
+            <w:r>
+              <w:t xml:space="preserve">Bucket</w:t>
+            </w:r>
+          </w:p>
+        </w:tc>
+        <w:tc>
+          <w:tcPr/>
+          <w:p>
+            <w:pPr>
+              <w:pStyle w:val="Compact"/>
+            </w:pPr>
+            <w:r>
+              <w:t xml:space="preserve">The control</w:t>
+            </w:r>
+          </w:p>
+        </w:tc>
+        <w:tc>
+          <w:tcPr/>
+          <w:p>
+            <w:pPr>
+              <w:pStyle w:val="Compact"/>
+            </w:pPr>
+            <w:r>
+              <w:t xml:space="preserve">Why it lands there</w:t>
+            </w:r>
+          </w:p>
+        </w:tc>
+      </w:tr>
+      <w:tr>
+        <w:tc>
+          <w:tcPr/>
+          <w:p>
+            <w:pPr>
+              <w:pStyle w:val="Compact"/>
+            </w:pPr>
+            <w:r>
+              <w:rPr>
+                <w:b/>
+                <w:bCs/>
+              </w:rPr>
+              <w:t xml:space="preserve">1</w:t>
+            </w:r>
+          </w:p>
+        </w:tc>
+        <w:tc>
+          <w:tcPr/>
+          <w:p>
+            <w:pPr>
+              <w:pStyle w:val="Compact"/>
+            </w:pPr>
+            <w:r>
+              <w:t xml:space="preserve">A scan that refuses a password or key into the code</w:t>
+            </w:r>
+          </w:p>
+        </w:tc>
+        <w:tc>
+          <w:tcPr/>
+          <w:p>
+            <w:pPr>
+              <w:pStyle w:val="Compact"/>
+            </w:pPr>
+            <w:r>
+              <w:t xml:space="preserve">Text matches a defined pattern or it does not</w:t>
+            </w:r>
+          </w:p>
+        </w:tc>
+      </w:tr>
+      <w:tr>
+        <w:tc>
+          <w:tcPr/>
+          <w:p>
+            <w:pPr>
+              <w:pStyle w:val="Compact"/>
+            </w:pPr>
+            <w:r>
+              <w:rPr>
+                <w:b/>
+                <w:bCs/>
+              </w:rPr>
+              <w:t xml:space="preserve">1</w:t>
+            </w:r>
+          </w:p>
+        </w:tc>
+        <w:tc>
+          <w:tcPr/>
+          <w:p>
+            <w:pPr>
+              <w:pStyle w:val="Compact"/>
+            </w:pPr>
+            <w:r>
+              <w:t xml:space="preserve">An installer that refuses a component whose fingerprint does not match</w:t>
+            </w:r>
+          </w:p>
+        </w:tc>
+        <w:tc>
+          <w:tcPr/>
+          <w:p>
+            <w:pPr>
+              <w:pStyle w:val="Compact"/>
+            </w:pPr>
+            <w:r>
+              <w:t xml:space="preserve">The fingerprint matches, or the install stops</w:t>
+            </w:r>
+          </w:p>
+        </w:tc>
+      </w:tr>
+      <w:tr>
+        <w:tc>
+          <w:tcPr/>
+          <w:p>
+            <w:pPr>
+              <w:pStyle w:val="Compact"/>
+            </w:pPr>
+            <w:r>
+              <w:rPr>
+                <w:b/>
+                <w:bCs/>
+              </w:rPr>
+              <w:t xml:space="preserve">2</w:t>
+            </w:r>
+          </w:p>
+        </w:tc>
+        <w:tc>
+          <w:tcPr/>
+          <w:p>
+            <w:pPr>
+              <w:pStyle w:val="Compact"/>
+            </w:pPr>
+            <w:r>
+              <w:t xml:space="preserve">The vulnerability scan that runs overnight and emails somebody</w:t>
+            </w:r>
+          </w:p>
+        </w:tc>
+        <w:tc>
+          <w:tcPr/>
+          <w:p>
+            <w:pPr>
+              <w:pStyle w:val="Compact"/>
+            </w:pPr>
+            <w:r>
+              <w:t xml:space="preserve">Wired to a clock, not to a change</w:t>
+            </w:r>
+          </w:p>
+        </w:tc>
+      </w:tr>
+      <w:tr>
+        <w:tc>
+          <w:tcPr/>
+          <w:p>
+            <w:pPr>
+              <w:pStyle w:val="Compact"/>
+            </w:pPr>
+            <w:r>
+              <w:rPr>
+                <w:b/>
+                <w:bCs/>
+              </w:rPr>
+              <w:t xml:space="preserve">3</w:t>
+            </w:r>
+          </w:p>
+        </w:tc>
+        <w:tc>
+          <w:tcPr/>
+          <w:p>
+            <w:pPr>
+              <w:pStyle w:val="Compact"/>
+            </w:pPr>
+            <w:r>
+              <w:t xml:space="preserve">Whether the threat model is any good, not whether one exists</w:t>
+            </w:r>
+          </w:p>
+        </w:tc>
+        <w:tc>
+          <w:tcPr/>
+          <w:p>
+            <w:pPr>
+              <w:pStyle w:val="Compact"/>
+            </w:pPr>
+            <w:r>
+              <w:t xml:space="preserve">A check confirms one exists; nothing confirms it is good</w:t>
+            </w:r>
+          </w:p>
+        </w:tc>
+      </w:tr>
+      <w:tr>
+        <w:tc>
+          <w:tcPr/>
+          <w:p>
+            <w:pPr>
+              <w:pStyle w:val="Compact"/>
+            </w:pPr>
+            <w:r>
+              <w:rPr>
+                <w:b/>
+                <w:bCs/>
+              </w:rPr>
+              <w:t xml:space="preserve">3</w:t>
+            </w:r>
+          </w:p>
+        </w:tc>
+        <w:tc>
+          <w:tcPr/>
+          <w:p>
+            <w:pPr>
+              <w:pStyle w:val="Compact"/>
+            </w:pPr>
+            <w:r>
+              <w:t xml:space="preserve">Whether anyone on the team can explain the code</w:t>
+            </w:r>
+          </w:p>
+        </w:tc>
+        <w:tc>
+          <w:tcPr/>
+          <w:p>
+            <w:pPr>
+              <w:pStyle w:val="Compact"/>
+            </w:pPr>
+            <w:r>
+              <w:t xml:space="preserve">The textbook case of what a machine cannot assess</w:t>
+            </w:r>
+          </w:p>
+        </w:tc>
+      </w:tr>
+    </w:tbl>
+    <w:p>
+      <w:pPr>
+        <w:pStyle w:val="BodyText"/>
+      </w:pPr>
+      <w:r>
+        <w:t xml:space="preserve">Read the installer row against its half-measure. Writing component fingerprints into a file, and</w:t>
+      </w:r>
+      <w:r>
+        <w:t xml:space="preserve"> </w:t>
+      </w:r>
+      <w:r>
+        <w:t xml:space="preserve">making the installer refuse anything that does not match, are the same control one setting apart --</w:t>
+      </w:r>
+      <w:r>
+        <w:t xml:space="preserve"> </w:t>
+      </w:r>
+      <w:r>
+        <w:t xml:space="preserve">and only one of them stops anything.</w:t>
+      </w:r>
+    </w:p>
+    <w:p>
+      <w:pPr>
+        <w:pStyle w:val="BodyText"/>
+      </w:pPr>
+      <w:r>
+        <w:t xml:space="preserve">Take your own list, ask the two questions of each entry, and total the buckets. It is an</w:t>
+      </w:r>
+      <w:r>
+        <w:t xml:space="preserve"> </w:t>
+      </w:r>
+      <w:r>
+        <w:t xml:space="preserve">afternoon's work, and the answer is about your team rather than about this page.</w:t>
+      </w:r>
+    </w:p>
+    <w:p>
+      <w:pPr>
+        <w:pStyle w:val="BodyText"/>
+      </w:pPr>
+      <w:r>
+        <w:rPr>
+          <w:i/>
+          <w:iCs/>
+        </w:rPr>
+        <w:t xml:space="preserve">Sorted 2026-08-06. Split the compound rules differently and you get a different number; the ratio</w:t>
+      </w:r>
+      <w:r>
+        <w:rPr>
+          <w:i/>
+          <w:iCs/>
+        </w:rPr>
+        <w:t xml:space="preserve"> </w:t>
+      </w:r>
+      <w:r>
+        <w:rPr>
+          <w:i/>
+          <w:iCs/>
+        </w:rPr>
+        <w:t xml:space="preserve">transfers, not the count. No row describes any organization's pipeline.</w:t>
+      </w:r>
+    </w:p>
+    <w:p>
+      <w:r>
+        <w:pict>
+          <v:rect style="width:0;height:1.5pt" o:hralign="center" o:hrstd="t" o:hr="t"/>
+        </w:pict>
+      </w:r>
+    </w:p>
+    <w:bookmarkEnd w:id="17"/>
+    <w:bookmarkStart w:id="19" w:name="what-it-buys-you-and-what-it-costs"/>
+    <w:p>
+      <w:pPr>
+        <w:pStyle w:val="Heading2"/>
+      </w:pPr>
+      <w:r>
+        <w:t xml:space="preserve">What it buys you, and what it costs</w:t>
+      </w:r>
+    </w:p>
+    <w:p>
+      <w:pPr>
+        <w:pStyle w:val="FirstParagraph"/>
+      </w:pPr>
+      <w:r>
+        <w:rPr>
+          <w:i/>
+          <w:iCs/>
+        </w:rPr>
+        <w:t xml:space="preserve">Marked</w:t>
+      </w:r>
+      <w:r>
+        <w:rPr>
+          <w:i/>
+          <w:iCs/>
+        </w:rPr>
+        <w:t xml:space="preserve"> </w:t>
+      </w:r>
+      <w:r>
+        <w:rPr>
+          <w:b/>
+          <w:bCs/>
+          <w:i/>
+          <w:iCs/>
+        </w:rPr>
+        <w:t xml:space="preserve">[external]</w:t>
+      </w:r>
+      <w:r>
+        <w:rPr>
+          <w:i/>
+          <w:iCs/>
+        </w:rPr>
+        <w:t xml:space="preserve"> </w:t>
+      </w:r>
+      <w:r>
+        <w:rPr>
+          <w:i/>
+          <w:iCs/>
+        </w:rPr>
+        <w:t xml:space="preserve">is published research, with its limitation attached. The rest is this page's</w:t>
+      </w:r>
+      <w:r>
+        <w:rPr>
+          <w:i/>
+          <w:iCs/>
+        </w:rPr>
+        <w:t xml:space="preserve"> </w:t>
+      </w:r>
+      <w:r>
+        <w:rPr>
+          <w:i/>
+          <w:iCs/>
+        </w:rPr>
+        <w:t xml:space="preserve">own reasoning.</w:t>
       </w:r>
     </w:p>
     <w:p>
@@ -722,7 +1247,7 @@
         <w:pStyle w:val="Compact"/>
         <w:numPr>
           <w:ilvl w:val="0"/>
-          <w:numId w:val="1002"/>
+          <w:numId w:val="1004"/>
         </w:numPr>
       </w:pPr>
       <w:r>
@@ -730,35 +1255,398 @@
           <w:b/>
           <w:bCs/>
         </w:rPr>
-        <w:t xml:space="preserve">Attention, which is scarcer than minutes.</w:t>
-      </w:r>
-      <w:r>
-        <w:t xml:space="preserve"> </w:t>
-      </w:r>
-      <w:r>
-        <w:t xml:space="preserve">An advisory job nobody reads is worse than absent,</w:t>
-      </w:r>
-      <w:r>
-        <w:t xml:space="preserve"> </w:t>
-      </w:r>
-      <w:r>
-        <w:t xml:space="preserve">because the scorecard still counts it (</w:t>
+        <w:t xml:space="preserve">The volume rises and the review budget does not.</w:t>
+      </w:r>
+      <w:r>
+        <w:t xml:space="preserve"> </w:t>
+      </w:r>
+      <w:r>
+        <w:t xml:space="preserve">If an AI coding assistant writes a</w:t>
+      </w:r>
+      <w:r>
+        <w:t xml:space="preserve"> </w:t>
+      </w:r>
+      <w:r>
+        <w:t xml:space="preserve">meaningful share of the code, the change arriving at review has gone up and the hours available</w:t>
+      </w:r>
+      <w:r>
+        <w:t xml:space="preserve"> </w:t>
+      </w:r>
+      <w:r>
+        <w:t xml:space="preserve">to read it have not. Subtraction about your own headcount rather than a research finding, and it</w:t>
+      </w:r>
+      <w:r>
+        <w:t xml:space="preserve"> </w:t>
+      </w:r>
+      <w:r>
+        <w:t xml:space="preserve">makes reviewer attention the binding constraint.</w:t>
+      </w:r>
+    </w:p>
+    <w:p>
+      <w:pPr>
+        <w:pStyle w:val="Compact"/>
+        <w:numPr>
+          <w:ilvl w:val="0"/>
+          <w:numId w:val="1004"/>
+        </w:numPr>
+      </w:pPr>
+      <w:r>
+        <w:rPr>
+          <w:b/>
+          <w:bCs/>
+        </w:rPr>
+        <w:t xml:space="preserve">Your reviewers stop doing machine work.</w:t>
+      </w:r>
+      <w:r>
+        <w:t xml:space="preserve"> </w:t>
+      </w:r>
+      <w:r>
+        <w:t xml:space="preserve">Where mechanical findings are produced automatically</w:t>
+      </w:r>
+      <w:r>
+        <w:t xml:space="preserve"> </w:t>
+      </w:r>
+      <w:r>
+        <w:t xml:space="preserve">and attached to the change, review comments move off mechanical matters and onto design and</w:t>
+      </w:r>
+      <w:r>
+        <w:t xml:space="preserve"> </w:t>
+      </w:r>
+      <w:r>
+        <w:t xml:space="preserve">intent</w:t>
+      </w:r>
+      <w:r>
+        <w:t xml:space="preserve"> </w:t>
+      </w:r>
+      <w:r>
+        <w:rPr>
+          <w:b/>
+          <w:bCs/>
+        </w:rPr>
+        <w:t xml:space="preserve">[external]</w:t>
+      </w:r>
+      <w:r>
+        <w:t xml:space="preserve"> </w:t>
+      </w:r>
+      <w:r>
+        <w:t xml:space="preserve">(Sadowski et al.,</w:t>
+      </w:r>
+      <w:r>
+        <w:t xml:space="preserve"> </w:t>
       </w:r>
       <w:r>
         <w:rPr>
           <w:i/>
           <w:iCs/>
         </w:rPr>
-        <w:t xml:space="preserve">this set's own rule, from</w:t>
+        <w:t xml:space="preserve">Communications of the ACM</w:t>
+      </w:r>
+      <w:r>
+        <w:t xml:space="preserve">, 2018; Bacchelli and Bird,</w:t>
+      </w:r>
+      <w:r>
+        <w:t xml:space="preserve"> </w:t>
+      </w:r>
+      <w:r>
+        <w:t xml:space="preserve">ICSE 2013 -- evidence that attention moves, not that review gets better).</w:t>
+      </w:r>
+    </w:p>
+    <w:p>
+      <w:pPr>
+        <w:pStyle w:val="Compact"/>
+        <w:numPr>
+          <w:ilvl w:val="0"/>
+          <w:numId w:val="1004"/>
+        </w:numPr>
+      </w:pPr>
+      <w:r>
+        <w:rPr>
+          <w:b/>
+          <w:bCs/>
+        </w:rPr>
+        <w:t xml:space="preserve">Fixing it before it merges takes fewer steps than fixing it after release.</w:t>
+      </w:r>
+      <w:r>
+        <w:t xml:space="preserve"> </w:t>
+      </w:r>
+      <w:r>
+        <w:t xml:space="preserve">That is a claim</w:t>
+      </w:r>
+      <w:r>
+        <w:t xml:space="preserve"> </w:t>
+      </w:r>
+      <w:r>
+        <w:t xml:space="preserve">about steps, not about cost: caught after release, the same problem costs a release, possibly a</w:t>
+      </w:r>
+      <w:r>
+        <w:t xml:space="preserve"> </w:t>
+      </w:r>
+      <w:r>
+        <w:t xml:space="preserve">rollback, possibly a conversation with people outside your team. The ratio you have heard -- ten</w:t>
+      </w:r>
+      <w:r>
+        <w:t xml:space="preserve"> </w:t>
+      </w:r>
+      <w:r>
+        <w:t xml:space="preserve">times, a hundred times -- traces to a study nobody has ever produced, and the largest attempt to</w:t>
+      </w:r>
+      <w:r>
+        <w:t xml:space="preserve"> </w:t>
+      </w:r>
+      <w:r>
+        <w:t xml:space="preserve">test the effect, across 171 projects, did not find it</w:t>
+      </w:r>
+      <w:r>
+        <w:t xml:space="preserve"> </w:t>
+      </w:r>
+      <w:r>
+        <w:rPr>
+          <w:b/>
+          <w:bCs/>
+        </w:rPr>
+        <w:t xml:space="preserve">[external]</w:t>
+      </w:r>
+      <w:r>
+        <w:t xml:space="preserve"> </w:t>
+      </w:r>
+      <w:r>
+        <w:t xml:space="preserve">(Menzies, Nichols et al.,</w:t>
+      </w:r>
+      <w:r>
+        <w:t xml:space="preserve"> </w:t>
       </w:r>
       <w:r>
         <w:rPr>
           <w:i/>
           <w:iCs/>
         </w:rPr>
-        <w:t xml:space="preserve"> </w:t>
-      </w:r>
-      <w:hyperlink r:id="rId14">
+        <w:t xml:space="preserve">Empirical Software Engineering</w:t>
+      </w:r>
+      <w:r>
+        <w:t xml:space="preserve">, 2016, measuring effort on the issue itself, not the release</w:t>
+      </w:r>
+      <w:r>
+        <w:t xml:space="preserve"> </w:t>
+      </w:r>
+      <w:r>
+        <w:t xml:space="preserve">work around it).</w:t>
+      </w:r>
+    </w:p>
+    <w:p>
+      <w:pPr>
+        <w:pStyle w:val="Compact"/>
+        <w:numPr>
+          <w:ilvl w:val="0"/>
+          <w:numId w:val="1004"/>
+        </w:numPr>
+      </w:pPr>
+      <w:r>
+        <w:rPr>
+          <w:b/>
+          <w:bCs/>
+        </w:rPr>
+        <w:t xml:space="preserve">It takes the decision out of the moment.</w:t>
+      </w:r>
+      <w:r>
+        <w:t xml:space="preserve"> </w:t>
+      </w:r>
+      <w:r>
+        <w:t xml:space="preserve">A blocking check resolves "is this good enough"</w:t>
+      </w:r>
+      <w:r>
+        <w:t xml:space="preserve"> </w:t>
+      </w:r>
+      <w:r>
+        <w:t xml:space="preserve">against structure rather than against whoever argues hardest or ranks highest, and it makes no</w:t>
+      </w:r>
+      <w:r>
+        <w:t xml:space="preserve"> </w:t>
+      </w:r>
+      <w:r>
+        <w:t xml:space="preserve">exception late on a Friday. That is also the argument to make to your own engineers: the check</w:t>
+      </w:r>
+      <w:r>
+        <w:t xml:space="preserve"> </w:t>
+      </w:r>
+      <w:r>
+        <w:t xml:space="preserve">keeps the deadline from being negotiated out of their work. It holds only as far as the people</w:t>
+      </w:r>
+      <w:r>
+        <w:t xml:space="preserve"> </w:t>
+      </w:r>
+      <w:r>
+        <w:t xml:space="preserve">who can override it -- the third question below.</w:t>
+      </w:r>
+    </w:p>
+    <w:p>
+      <w:pPr>
+        <w:pStyle w:val="FirstParagraph"/>
+      </w:pPr>
+      <w:r>
+        <w:t xml:space="preserve">What it costs:</w:t>
+      </w:r>
+    </w:p>
+    <w:p>
+      <w:pPr>
+        <w:pStyle w:val="Compact"/>
+        <w:numPr>
+          <w:ilvl w:val="0"/>
+          <w:numId w:val="1005"/>
+        </w:numPr>
+      </w:pPr>
+      <w:r>
+        <w:rPr>
+          <w:b/>
+          <w:bCs/>
+        </w:rPr>
+        <w:t xml:space="preserve">Pipeline time, charged to the people it was meant to help.</w:t>
+      </w:r>
+      <w:r>
+        <w:t xml:space="preserve"> </w:t>
+      </w:r>
+      <w:r>
+        <w:t xml:space="preserve">Every check adds waiting between</w:t>
+      </w:r>
+      <w:r>
+        <w:t xml:space="preserve"> </w:t>
+      </w:r>
+      <w:r>
+        <w:t xml:space="preserve">written and shipped, and a broken blocking check stops everyone, not only the change that broke</w:t>
+      </w:r>
+      <w:r>
+        <w:t xml:space="preserve"> </w:t>
+      </w:r>
+      <w:r>
+        <w:t xml:space="preserve">it. Adopting a pipeline may not speed delivery at all: the most direct study found no quickening</w:t>
+      </w:r>
+      <w:r>
+        <w:t xml:space="preserve"> </w:t>
+      </w:r>
+      <w:r>
+        <w:t xml:space="preserve">of merged changes</w:t>
+      </w:r>
+      <w:r>
+        <w:t xml:space="preserve"> </w:t>
+      </w:r>
+      <w:r>
+        <w:rPr>
+          <w:b/>
+          <w:bCs/>
+        </w:rPr>
+        <w:t xml:space="preserve">[external]</w:t>
+      </w:r>
+      <w:r>
+        <w:t xml:space="preserve"> </w:t>
+      </w:r>
+      <w:r>
+        <w:t xml:space="preserve">(Bernardo et al., preprint, 2023, across open-source projects,</w:t>
+      </w:r>
+      <w:r>
+        <w:t xml:space="preserve"> </w:t>
+      </w:r>
+      <w:r>
+        <w:t xml:space="preserve">which does not transfer directly to a company).</w:t>
+      </w:r>
+    </w:p>
+    <w:p>
+      <w:pPr>
+        <w:pStyle w:val="Compact"/>
+        <w:numPr>
+          <w:ilvl w:val="0"/>
+          <w:numId w:val="1005"/>
+        </w:numPr>
+      </w:pPr>
+      <w:r>
+        <w:rPr>
+          <w:b/>
+          <w:bCs/>
+        </w:rPr>
+        <w:t xml:space="preserve">The first day of a new gate is a wall of findings you already had.</w:t>
+      </w:r>
+      <w:r>
+        <w:t xml:space="preserve"> </w:t>
+      </w:r>
+      <w:r>
+        <w:t xml:space="preserve">A blocking check applied</w:t>
+      </w:r>
+      <w:r>
+        <w:t xml:space="preserve"> </w:t>
+      </w:r>
+      <w:r>
+        <w:t xml:space="preserve">to existing code fails on everything it inherits. Run it reporting-only first, then hold only</w:t>
+      </w:r>
+      <w:r>
+        <w:t xml:space="preserve"> </w:t>
+      </w:r>
+      <w:r>
+        <w:t xml:space="preserve">what the change introduced (</w:t>
+      </w:r>
+      <w:hyperlink r:id="rId15">
+        <w:r>
+          <w:rPr>
+            <w:rStyle w:val="Hyperlink"/>
+          </w:rPr>
+          <w:t xml:space="preserve">How to adopt these, step</w:t>
+        </w:r>
+        <w:r>
+          <w:rPr>
+            <w:rStyle w:val="Hyperlink"/>
+          </w:rPr>
+          <w:t xml:space="preserve"> </w:t>
+        </w:r>
+        <w:r>
+          <w:rPr>
+            <w:rStyle w:val="Hyperlink"/>
+          </w:rPr>
+          <w:t xml:space="preserve">4</w:t>
+        </w:r>
+      </w:hyperlink>
+      <w:r>
+        <w:t xml:space="preserve">).</w:t>
+      </w:r>
+    </w:p>
+    <w:p>
+      <w:pPr>
+        <w:pStyle w:val="Compact"/>
+        <w:numPr>
+          <w:ilvl w:val="0"/>
+          <w:numId w:val="1005"/>
+        </w:numPr>
+      </w:pPr>
+      <w:r>
+        <w:rPr>
+          <w:b/>
+          <w:bCs/>
+        </w:rPr>
+        <w:t xml:space="preserve">Attention, which is scarcer than minutes.</w:t>
+      </w:r>
+      <w:r>
+        <w:t xml:space="preserve"> </w:t>
+      </w:r>
+      <w:r>
+        <w:t xml:space="preserve">An advisory job nobody reads is worse than absent,</w:t>
+      </w:r>
+      <w:r>
+        <w:t xml:space="preserve"> </w:t>
+      </w:r>
+      <w:r>
+        <w:t xml:space="preserve">because the scorecard still counts it (</w:t>
+      </w:r>
+      <w:r>
+        <w:rPr>
+          <w:i/>
+          <w:iCs/>
+        </w:rPr>
+        <w:t xml:space="preserve">this set's own rule, from</w:t>
+      </w:r>
+      <w:r>
+        <w:rPr>
+          <w:i/>
+          <w:iCs/>
+        </w:rPr>
+        <w:t xml:space="preserve"> </w:t>
+      </w:r>
+      <w:hyperlink r:id="rId18">
         <w:r>
           <w:rPr>
             <w:rStyle w:val="Hyperlink"/>
@@ -785,19 +1673,19 @@
         </w:r>
       </w:hyperlink>
       <w:r>
-        <w:t xml:space="preserve">). One large engineering organization got there by measurement: its</w:t>
-      </w:r>
-      <w:r>
-        <w:t xml:space="preserve"> </w:t>
-      </w:r>
-      <w:r>
-        <w:t xml:space="preserve">developers ignored non-blocking warnings, so its policy became to make a check stop the change or</w:t>
-      </w:r>
-      <w:r>
-        <w:t xml:space="preserve"> </w:t>
-      </w:r>
-      <w:r>
-        <w:t xml:space="preserve">remove it</w:t>
+        <w:t xml:space="preserve">). One large engineering organization reached the same conclusion by</w:t>
+      </w:r>
+      <w:r>
+        <w:t xml:space="preserve"> </w:t>
+      </w:r>
+      <w:r>
+        <w:t xml:space="preserve">measurement: its developers ignored non-blocking warnings, so its policy became to make a check</w:t>
+      </w:r>
+      <w:r>
+        <w:t xml:space="preserve"> </w:t>
+      </w:r>
+      <w:r>
+        <w:t xml:space="preserve">stop the change or remove it</w:t>
       </w:r>
       <w:r>
         <w:t xml:space="preserve"> </w:t>
@@ -813,13 +1701,13 @@
         <w:t xml:space="preserve"> </w:t>
       </w:r>
       <w:r>
-        <w:t xml:space="preserve">(Sadowski et al., 2018, one organization's policy, not a controlled</w:t>
-      </w:r>
-      <w:r>
-        <w:t xml:space="preserve"> </w:t>
-      </w:r>
-      <w:r>
-        <w:t xml:space="preserve">study).</w:t>
+        <w:t xml:space="preserve">(Sadowski et al., 2018, one organization's policy,</w:t>
+      </w:r>
+      <w:r>
+        <w:t xml:space="preserve"> </w:t>
+      </w:r>
+      <w:r>
+        <w:t xml:space="preserve">not a controlled study).</w:t>
       </w:r>
     </w:p>
     <w:p>
@@ -827,7 +1715,7 @@
         <w:pStyle w:val="Compact"/>
         <w:numPr>
           <w:ilvl w:val="0"/>
-          <w:numId w:val="1002"/>
+          <w:numId w:val="1005"/>
         </w:numPr>
       </w:pPr>
       <w:r>
@@ -846,7 +1734,7 @@
         <w:pStyle w:val="Compact"/>
         <w:numPr>
           <w:ilvl w:val="0"/>
-          <w:numId w:val="1002"/>
+          <w:numId w:val="1005"/>
         </w:numPr>
       </w:pPr>
       <w:r>
@@ -854,13 +1742,16 @@
           <w:b/>
           <w:bCs/>
         </w:rPr>
-        <w:t xml:space="preserve">A gate that cannot fail is worse than none.</w:t>
-      </w:r>
-      <w:r>
-        <w:t xml:space="preserve"> </w:t>
-      </w:r>
-      <w:r>
-        <w:t xml:space="preserve">It spends the credibility of the real ones.</w:t>
+        <w:t xml:space="preserve">A gate that cannot fail costs more than no gate</w:t>
+      </w:r>
+      <w:r>
+        <w:t xml:space="preserve">, because it spends the credibility of the</w:t>
+      </w:r>
+      <w:r>
+        <w:t xml:space="preserve"> </w:t>
+      </w:r>
+      <w:r>
+        <w:t xml:space="preserve">ones that work.</w:t>
       </w:r>
     </w:p>
     <w:p>
@@ -868,39 +1759,19 @@
         <w:pStyle w:val="FirstParagraph"/>
       </w:pPr>
       <w:r>
-        <w:t xml:space="preserve">Automation does not improve code. It stops things that used to work from quietly stopping, and it</w:t>
-      </w:r>
-      <w:r>
-        <w:t xml:space="preserve"> </w:t>
-      </w:r>
-      <w:r>
-        <w:t xml:space="preserve">redirects human attention off work a machine does better. Only the second is an improvement in</w:t>
-      </w:r>
-      <w:r>
-        <w:t xml:space="preserve"> </w:t>
-      </w:r>
-      <w:r>
-        <w:t xml:space="preserve">anyone's judgment.</w:t>
-      </w:r>
-    </w:p>
-    <w:p>
-      <w:pPr>
-        <w:pStyle w:val="BodyText"/>
-      </w:pPr>
-      <w:r>
-        <w:t xml:space="preserve">What you are buying is narrow and real: a class of failure that stops recurring without anyone</w:t>
-      </w:r>
-      <w:r>
-        <w:t xml:space="preserve"> </w:t>
-      </w:r>
-      <w:r>
-        <w:t xml:space="preserve">remembering to look for it, and reviewer hours moved onto judgment only people can do. Fund it on</w:t>
-      </w:r>
-      <w:r>
-        <w:t xml:space="preserve"> </w:t>
-      </w:r>
-      <w:r>
-        <w:t xml:space="preserve">those two.</w:t>
+        <w:t xml:space="preserve">Automation does not make code better. It stops a class of failure from quietly resuming and moves</w:t>
+      </w:r>
+      <w:r>
+        <w:t xml:space="preserve"> </w:t>
+      </w:r>
+      <w:r>
+        <w:t xml:space="preserve">human attention onto work a machine cannot do, which is the whole case for funding it. Fewer</w:t>
+      </w:r>
+      <w:r>
+        <w:t xml:space="preserve"> </w:t>
+      </w:r>
+      <w:r>
+        <w:t xml:space="preserve">defects overall, faster delivery, an avoided cost multiple: none of those is supported.</w:t>
       </w:r>
     </w:p>
     <w:p>
@@ -910,14 +1781,14 @@
         </w:pict>
       </w:r>
     </w:p>
-    <w:bookmarkEnd w:id="15"/>
-    <w:bookmarkStart w:id="18" w:name="blocking-or-advisory"/>
+    <w:bookmarkEnd w:id="19"/>
+    <w:bookmarkStart w:id="21" w:name="X346a7b4bbcc4be041a62ebcfcc91632828bf928"/>
     <w:p>
       <w:pPr>
         <w:pStyle w:val="Heading2"/>
       </w:pPr>
       <w:r>
-        <w:t xml:space="preserve">Blocking or advisory</w:t>
+        <w:t xml:space="preserve">What to ask, and what a good answer sounds like</w:t>
       </w:r>
     </w:p>
     <w:p>
@@ -925,390 +1796,19 @@
         <w:pStyle w:val="FirstParagraph"/>
       </w:pPr>
       <w:r>
-        <w:t xml:space="preserve">One question separates a control from a report: does failing it stop the change?</w:t>
-      </w:r>
-    </w:p>
-    <w:p>
-      <w:pPr>
-        <w:pStyle w:val="BodyText"/>
-      </w:pPr>
-      <w:r>
-        <w:t xml:space="preserve">A long tool inventory reads as security posture, but advisory and scheduled-only jobs never turn a</w:t>
-      </w:r>
-      <w:r>
-        <w:t xml:space="preserve"> </w:t>
-      </w:r>
-      <w:r>
-        <w:t xml:space="preserve">proposed change red. Counting them as coverage inflates the number without adding a gate -- and</w:t>
-      </w:r>
-      <w:r>
-        <w:t xml:space="preserve"> </w:t>
-      </w:r>
-      <w:r>
-        <w:rPr>
-          <w:b/>
-          <w:bCs/>
-        </w:rPr>
-        <w:t xml:space="preserve">nobody investigates a green check</w:t>
-      </w:r>
-      <w:r>
-        <w:t xml:space="preserve"> </w:t>
-      </w:r>
-      <w:r>
-        <w:t xml:space="preserve">(</w:t>
-      </w:r>
-      <w:hyperlink r:id="rId16">
-        <w:r>
-          <w:rPr>
-            <w:rStyle w:val="Hyperlink"/>
-          </w:rPr>
-          <w:t xml:space="preserve">CI and</w:t>
-        </w:r>
-        <w:r>
-          <w:rPr>
-            <w:rStyle w:val="Hyperlink"/>
-          </w:rPr>
-          <w:t xml:space="preserve"> </w:t>
-        </w:r>
-        <w:r>
-          <w:rPr>
-            <w:rStyle w:val="Hyperlink"/>
-          </w:rPr>
-          <w:t xml:space="preserve">standards</w:t>
-        </w:r>
-      </w:hyperlink>
-      <w:r>
-        <w:t xml:space="preserve">).</w:t>
-      </w:r>
-    </w:p>
-    <w:p>
-      <w:pPr>
-        <w:pStyle w:val="BodyText"/>
-      </w:pPr>
-      <w:r>
-        <w:t xml:space="preserve">A run that examined nothing certifies nothing -- the difference between "found nothing" and "looked</w:t>
-      </w:r>
-      <w:r>
-        <w:t xml:space="preserve"> </w:t>
-      </w:r>
-      <w:r>
-        <w:t xml:space="preserve">at nothing".</w:t>
-      </w:r>
-    </w:p>
-    <w:p>
-      <w:pPr>
-        <w:pStyle w:val="BlockText"/>
-      </w:pPr>
-      <w:r>
-        <w:rPr>
-          <w:b/>
-          <w:bCs/>
-        </w:rPr>
-        <w:t xml:space="preserve">A green gate is evidence only if you have proved it can</w:t>
-      </w:r>
-      <w:r>
-        <w:rPr>
-          <w:b/>
-          <w:bCs/>
-        </w:rPr>
-        <w:t xml:space="preserve"> </w:t>
-      </w:r>
-      <w:r>
-        <w:rPr>
-          <w:b/>
-          <w:bCs/>
-          <w:i/>
-          <w:iCs/>
-        </w:rPr>
-        <w:t xml:space="preserve">see</w:t>
-      </w:r>
-      <w:r>
-        <w:rPr>
-          <w:b/>
-          <w:bCs/>
-        </w:rPr>
-        <w:t xml:space="preserve"> </w:t>
-      </w:r>
-      <w:r>
-        <w:rPr>
-          <w:b/>
-          <w:bCs/>
-        </w:rPr>
-        <w:t xml:space="preserve">that class.</w:t>
-      </w:r>
-    </w:p>
-    <w:p>
-      <w:pPr>
-        <w:pStyle w:val="FirstParagraph"/>
-      </w:pPr>
-      <w:r>
-        <w:t xml:space="preserve">--</w:t>
-      </w:r>
-      <w:r>
-        <w:t xml:space="preserve"> </w:t>
-      </w:r>
-      <w:hyperlink r:id="rId17">
-        <w:r>
-          <w:rPr>
-            <w:rStyle w:val="Hyperlink"/>
-          </w:rPr>
-          <w:t xml:space="preserve">the leak gate</w:t>
-        </w:r>
-      </w:hyperlink>
-      <w:r>
-        <w:t xml:space="preserve">. Plant a violation. Watch it fail.</w:t>
-      </w:r>
-      <w:r>
-        <w:t xml:space="preserve"> </w:t>
-      </w:r>
-      <w:r>
-        <w:t xml:space="preserve">Then trust the pass.</w:t>
-      </w:r>
-    </w:p>
-    <w:p>
-      <w:r>
-        <w:pict>
-          <v:rect style="width:0;height:1.5pt" o:hralign="center" o:hrstd="t" o:hr="t"/>
-        </w:pict>
-      </w:r>
-    </w:p>
-    <w:bookmarkEnd w:id="18"/>
-    <w:bookmarkStart w:id="19" w:name="X7b2f4b252f5562154f5c7e57e743800b1edbb3c"/>
-    <w:p>
-      <w:pPr>
-        <w:pStyle w:val="Heading2"/>
-      </w:pPr>
-      <w:r>
-        <w:t xml:space="preserve">The three buckets, and the rule that sorts them</w:t>
-      </w:r>
-    </w:p>
-    <w:p>
-      <w:pPr>
-        <w:pStyle w:val="FirstParagraph"/>
-      </w:pPr>
-      <w:r>
-        <w:t xml:space="preserve">The rule is two questions, in order. Can a machine decide this without judgment? If no, it is</w:t>
-      </w:r>
-      <w:r>
-        <w:t xml:space="preserve"> </w:t>
-      </w:r>
-      <w:r>
-        <w:t xml:space="preserve">bucket 3, and nothing you configure will move it. Is the check wired so that a failure stops the</w:t>
-      </w:r>
-      <w:r>
-        <w:t xml:space="preserve"> </w:t>
-      </w:r>
-      <w:r>
-        <w:t xml:space="preserve">change? If no, it is bucket 2, whatever the tool is technically capable of.</w:t>
-      </w:r>
-    </w:p>
-    <w:p>
-      <w:pPr>
-        <w:pStyle w:val="BodyText"/>
-      </w:pPr>
-      <w:r>
-        <w:rPr>
-          <w:b/>
-          <w:bCs/>
-        </w:rPr>
-        <w:t xml:space="preserve">Bucket 1</w:t>
-      </w:r>
-      <w:r>
-        <w:t xml:space="preserve"> </w:t>
-      </w:r>
-      <w:r>
-        <w:t xml:space="preserve">is a machine deciding, with failure stopping the change.</w:t>
-      </w:r>
-      <w:r>
-        <w:t xml:space="preserve"> </w:t>
-      </w:r>
-      <w:r>
-        <w:rPr>
-          <w:b/>
-          <w:bCs/>
-        </w:rPr>
-        <w:t xml:space="preserve">Bucket 2</w:t>
-      </w:r>
-      <w:r>
-        <w:t xml:space="preserve"> </w:t>
-      </w:r>
-      <w:r>
-        <w:t xml:space="preserve">is a machine that</w:t>
-      </w:r>
-      <w:r>
-        <w:t xml:space="preserve"> </w:t>
-      </w:r>
-      <w:r>
-        <w:t xml:space="preserve">could decide, wired so that nothing stops.</w:t>
-      </w:r>
-      <w:r>
-        <w:t xml:space="preserve"> </w:t>
-      </w:r>
-      <w:r>
-        <w:rPr>
-          <w:b/>
-          <w:bCs/>
-        </w:rPr>
-        <w:t xml:space="preserve">Bucket 3</w:t>
-      </w:r>
-      <w:r>
-        <w:t xml:space="preserve"> </w:t>
-      </w:r>
-      <w:r>
-        <w:t xml:space="preserve">is judgment, permanently. Which bucket a</w:t>
-      </w:r>
-      <w:r>
-        <w:t xml:space="preserve"> </w:t>
-      </w:r>
-      <w:r>
-        <w:t xml:space="preserve">control lands in is a fact about your configuration, not only about the control -- and that gap is</w:t>
-      </w:r>
-      <w:r>
-        <w:t xml:space="preserve"> </w:t>
-      </w:r>
-      <w:r>
-        <w:t xml:space="preserve">the theater to detect and the spend to recover.</w:t>
-      </w:r>
-    </w:p>
-    <w:p>
-      <w:pPr>
-        <w:pStyle w:val="BodyText"/>
-      </w:pPr>
-      <w:r>
-        <w:t xml:space="preserve">Existence and substance are different things. Requiring an approval is a real, blocking,</w:t>
-      </w:r>
-      <w:r>
-        <w:t xml:space="preserve"> </w:t>
-      </w:r>
-      <w:r>
-        <w:t xml:space="preserve">machine-enforced check, and all it establishes is that somebody clicked a button. Whether anyone</w:t>
-      </w:r>
-      <w:r>
-        <w:t xml:space="preserve"> </w:t>
-      </w:r>
-      <w:r>
-        <w:t xml:space="preserve">read anything is bucket 3. At least fifteen controls here have that shape, and the green check on</w:t>
-      </w:r>
-      <w:r>
-        <w:t xml:space="preserve"> </w:t>
-      </w:r>
-      <w:r>
-        <w:t xml:space="preserve">the shape is what stops the substance being examined.</w:t>
-      </w:r>
-    </w:p>
-    <w:p>
-      <w:pPr>
-        <w:pStyle w:val="BodyText"/>
-      </w:pPr>
-      <w:r>
-        <w:t xml:space="preserve">Nor is bucket 1 therefore handled: a secret scan is mechanical only once a person has defined what</w:t>
-      </w:r>
-      <w:r>
-        <w:t xml:space="preserve"> </w:t>
-      </w:r>
-      <w:r>
-        <w:t xml:space="preserve">counts as sensitive, and its green says nothing about that definition being right.</w:t>
-      </w:r>
-    </w:p>
-    <w:p>
-      <w:pPr>
-        <w:pStyle w:val="BodyText"/>
-      </w:pPr>
-      <w:r>
-        <w:t xml:space="preserve">What lands in bucket 3 needs people or governance instead, which makes it a funding decision rather</w:t>
-      </w:r>
-      <w:r>
-        <w:t xml:space="preserve"> </w:t>
-      </w:r>
-      <w:r>
-        <w:t xml:space="preserve">than a tooling decision. The long form of that list is in</w:t>
-      </w:r>
-      <w:r>
-        <w:t xml:space="preserve"> </w:t>
-      </w:r>
-      <w:hyperlink r:id="rId13">
-        <w:r>
-          <w:rPr>
-            <w:rStyle w:val="Hyperlink"/>
-          </w:rPr>
-          <w:t xml:space="preserve">How to adopt these, step</w:t>
-        </w:r>
-        <w:r>
-          <w:rPr>
-            <w:rStyle w:val="Hyperlink"/>
-          </w:rPr>
-          <w:t xml:space="preserve"> </w:t>
-        </w:r>
-        <w:r>
-          <w:rPr>
-            <w:rStyle w:val="Hyperlink"/>
-          </w:rPr>
-          <w:t xml:space="preserve">4</w:t>
-        </w:r>
-      </w:hyperlink>
-      <w:r>
-        <w:t xml:space="preserve">.</w:t>
-      </w:r>
-    </w:p>
-    <w:p>
-      <w:pPr>
-        <w:pStyle w:val="BlockText"/>
-      </w:pPr>
-      <w:r>
-        <w:rPr>
-          <w:b/>
-          <w:bCs/>
-        </w:rPr>
-        <w:t xml:space="preserve">A scanner cannot see a policy judgment.</w:t>
-      </w:r>
-    </w:p>
-    <w:p>
-      <w:r>
-        <w:pict>
-          <v:rect style="width:0;height:1.5pt" o:hralign="center" o:hrstd="t" o:hr="t"/>
-        </w:pict>
-      </w:r>
-    </w:p>
-    <w:bookmarkEnd w:id="19"/>
-    <w:bookmarkStart w:id="20" w:name="this-set-sorted-once"/>
-    <w:p>
-      <w:pPr>
-        <w:pStyle w:val="Heading2"/>
-      </w:pPr>
-      <w:r>
-        <w:t xml:space="preserve">This set, sorted once</w:t>
-      </w:r>
-    </w:p>
-    <w:p>
-      <w:pPr>
-        <w:pStyle w:val="FirstParagraph"/>
-      </w:pPr>
-      <w:r>
-        <w:t xml:space="preserve">These documents ask for at least 150 separate controls. Sorted by the rule above -- an example of</w:t>
-      </w:r>
-      <w:r>
-        <w:t xml:space="preserve"> </w:t>
-      </w:r>
-      <w:r>
-        <w:t xml:space="preserve">the sorting, not an inventory -- roughly five in six describe something that would not stop a</w:t>
-      </w:r>
-      <w:r>
-        <w:t xml:space="preserve"> </w:t>
-      </w:r>
-      <w:r>
-        <w:t xml:space="preserve">change: 96 need judgment that no configuration will move, and 30 describe work a machine could</w:t>
-      </w:r>
-      <w:r>
-        <w:t xml:space="preserve"> </w:t>
-      </w:r>
-      <w:r>
-        <w:t xml:space="preserve">decide but that nothing here requires anyone to wire to a block. Twenty-four are described as</w:t>
-      </w:r>
-      <w:r>
-        <w:t xml:space="preserve"> </w:t>
-      </w:r>
-      <w:r>
-        <w:t xml:space="preserve">stopping the change. Where each of yours lands is your configuration's answer, not this page's.</w:t>
+        <w:t xml:space="preserve">The same five questions work from either chair -- interrogating somebody else's team, or diagnosing</w:t>
+      </w:r>
+      <w:r>
+        <w:t xml:space="preserve"> </w:t>
+      </w:r>
+      <w:r>
+        <w:t xml:space="preserve">your own. The bad answers are the plausible ones, which is why they are worth being able to</w:t>
+      </w:r>
+      <w:r>
+        <w:t xml:space="preserve"> </w:t>
+      </w:r>
+      <w:r>
+        <w:t xml:space="preserve">recognize.</w:t>
       </w:r>
     </w:p>
     <w:tbl>
@@ -1333,342 +1833,6 @@
               <w:pStyle w:val="Compact"/>
             </w:pPr>
             <w:r>
-              <w:t xml:space="preserve">Bucket</w:t>
-            </w:r>
-          </w:p>
-        </w:tc>
-        <w:tc>
-          <w:tcPr/>
-          <w:p>
-            <w:pPr>
-              <w:pStyle w:val="Compact"/>
-            </w:pPr>
-            <w:r>
-              <w:t xml:space="preserve">The control</w:t>
-            </w:r>
-          </w:p>
-        </w:tc>
-        <w:tc>
-          <w:tcPr/>
-          <w:p>
-            <w:pPr>
-              <w:pStyle w:val="Compact"/>
-            </w:pPr>
-            <w:r>
-              <w:t xml:space="preserve">Why it lands there</w:t>
-            </w:r>
-          </w:p>
-        </w:tc>
-      </w:tr>
-      <w:tr>
-        <w:tc>
-          <w:tcPr/>
-          <w:p>
-            <w:pPr>
-              <w:pStyle w:val="Compact"/>
-            </w:pPr>
-            <w:r>
-              <w:rPr>
-                <w:b/>
-                <w:bCs/>
-              </w:rPr>
-              <w:t xml:space="preserve">1</w:t>
-            </w:r>
-          </w:p>
-        </w:tc>
-        <w:tc>
-          <w:tcPr/>
-          <w:p>
-            <w:pPr>
-              <w:pStyle w:val="Compact"/>
-            </w:pPr>
-            <w:r>
-              <w:t xml:space="preserve">A scan that refuses a password or key into the code</w:t>
-            </w:r>
-          </w:p>
-        </w:tc>
-        <w:tc>
-          <w:tcPr/>
-          <w:p>
-            <w:pPr>
-              <w:pStyle w:val="Compact"/>
-            </w:pPr>
-            <w:r>
-              <w:t xml:space="preserve">Text matches a defined pattern or it does not</w:t>
-            </w:r>
-          </w:p>
-        </w:tc>
-      </w:tr>
-      <w:tr>
-        <w:tc>
-          <w:tcPr/>
-          <w:p>
-            <w:pPr>
-              <w:pStyle w:val="Compact"/>
-            </w:pPr>
-            <w:r>
-              <w:rPr>
-                <w:b/>
-                <w:bCs/>
-              </w:rPr>
-              <w:t xml:space="preserve">1</w:t>
-            </w:r>
-          </w:p>
-        </w:tc>
-        <w:tc>
-          <w:tcPr/>
-          <w:p>
-            <w:pPr>
-              <w:pStyle w:val="Compact"/>
-            </w:pPr>
-            <w:r>
-              <w:t xml:space="preserve">An installer that refuses a component whose fingerprint does not match</w:t>
-            </w:r>
-          </w:p>
-        </w:tc>
-        <w:tc>
-          <w:tcPr/>
-          <w:p>
-            <w:pPr>
-              <w:pStyle w:val="Compact"/>
-            </w:pPr>
-            <w:r>
-              <w:t xml:space="preserve">The fingerprint matches, or the install stops</w:t>
-            </w:r>
-          </w:p>
-        </w:tc>
-      </w:tr>
-      <w:tr>
-        <w:tc>
-          <w:tcPr/>
-          <w:p>
-            <w:pPr>
-              <w:pStyle w:val="Compact"/>
-            </w:pPr>
-            <w:r>
-              <w:rPr>
-                <w:b/>
-                <w:bCs/>
-              </w:rPr>
-              <w:t xml:space="preserve">2</w:t>
-            </w:r>
-          </w:p>
-        </w:tc>
-        <w:tc>
-          <w:tcPr/>
-          <w:p>
-            <w:pPr>
-              <w:pStyle w:val="Compact"/>
-            </w:pPr>
-            <w:r>
-              <w:t xml:space="preserve">The vulnerability scan that runs overnight and emails somebody</w:t>
-            </w:r>
-          </w:p>
-        </w:tc>
-        <w:tc>
-          <w:tcPr/>
-          <w:p>
-            <w:pPr>
-              <w:pStyle w:val="Compact"/>
-            </w:pPr>
-            <w:r>
-              <w:t xml:space="preserve">Wired to a clock, not to a change</w:t>
-            </w:r>
-          </w:p>
-        </w:tc>
-      </w:tr>
-      <w:tr>
-        <w:tc>
-          <w:tcPr/>
-          <w:p>
-            <w:pPr>
-              <w:pStyle w:val="Compact"/>
-            </w:pPr>
-            <w:r>
-              <w:rPr>
-                <w:b/>
-                <w:bCs/>
-              </w:rPr>
-              <w:t xml:space="preserve">3</w:t>
-            </w:r>
-          </w:p>
-        </w:tc>
-        <w:tc>
-          <w:tcPr/>
-          <w:p>
-            <w:pPr>
-              <w:pStyle w:val="Compact"/>
-            </w:pPr>
-            <w:r>
-              <w:t xml:space="preserve">Whether the threat model is any good, not whether one exists</w:t>
-            </w:r>
-          </w:p>
-        </w:tc>
-        <w:tc>
-          <w:tcPr/>
-          <w:p>
-            <w:pPr>
-              <w:pStyle w:val="Compact"/>
-            </w:pPr>
-            <w:r>
-              <w:t xml:space="preserve">A check confirms one exists; nothing confirms it is good</w:t>
-            </w:r>
-          </w:p>
-        </w:tc>
-      </w:tr>
-      <w:tr>
-        <w:tc>
-          <w:tcPr/>
-          <w:p>
-            <w:pPr>
-              <w:pStyle w:val="Compact"/>
-            </w:pPr>
-            <w:r>
-              <w:rPr>
-                <w:b/>
-                <w:bCs/>
-              </w:rPr>
-              <w:t xml:space="preserve">3</w:t>
-            </w:r>
-          </w:p>
-        </w:tc>
-        <w:tc>
-          <w:tcPr/>
-          <w:p>
-            <w:pPr>
-              <w:pStyle w:val="Compact"/>
-            </w:pPr>
-            <w:r>
-              <w:t xml:space="preserve">Whether anyone on the team can explain the code</w:t>
-            </w:r>
-          </w:p>
-        </w:tc>
-        <w:tc>
-          <w:tcPr/>
-          <w:p>
-            <w:pPr>
-              <w:pStyle w:val="Compact"/>
-            </w:pPr>
-            <w:r>
-              <w:t xml:space="preserve">The textbook case of what a machine cannot assess</w:t>
-            </w:r>
-          </w:p>
-        </w:tc>
-      </w:tr>
-    </w:tbl>
-    <w:p>
-      <w:pPr>
-        <w:pStyle w:val="BodyText"/>
-      </w:pPr>
-      <w:r>
-        <w:t xml:space="preserve">Read the installer row against its half-measure: writing component fingerprints into a file, and</w:t>
-      </w:r>
-      <w:r>
-        <w:t xml:space="preserve"> </w:t>
-      </w:r>
-      <w:r>
-        <w:t xml:space="preserve">making the installer refuse anything that does not match, are the same control one setting apart.</w:t>
-      </w:r>
-      <w:r>
-        <w:t xml:space="preserve"> </w:t>
-      </w:r>
-      <w:r>
-        <w:t xml:space="preserve">Only one stops anything.</w:t>
-      </w:r>
-    </w:p>
-    <w:p>
-      <w:pPr>
-        <w:pStyle w:val="BodyText"/>
-      </w:pPr>
-      <w:r>
-        <w:t xml:space="preserve">The sorting is the point, not the number. Take your own list, ask the two questions of each, and</w:t>
-      </w:r>
-      <w:r>
-        <w:t xml:space="preserve"> </w:t>
-      </w:r>
-      <w:r>
-        <w:t xml:space="preserve">count -- an afternoon's work, and the answer is about your team.</w:t>
-      </w:r>
-    </w:p>
-    <w:p>
-      <w:pPr>
-        <w:pStyle w:val="BodyText"/>
-      </w:pPr>
-      <w:r>
-        <w:rPr>
-          <w:i/>
-          <w:iCs/>
-        </w:rPr>
-        <w:t xml:space="preserve">Sorted 2026-08-06. Split the compound rules differently and you get a different number; the ratio</w:t>
-      </w:r>
-      <w:r>
-        <w:rPr>
-          <w:i/>
-          <w:iCs/>
-        </w:rPr>
-        <w:t xml:space="preserve"> </w:t>
-      </w:r>
-      <w:r>
-        <w:rPr>
-          <w:i/>
-          <w:iCs/>
-        </w:rPr>
-        <w:t xml:space="preserve">transfers, not the count. No row describes any organization's pipeline.</w:t>
-      </w:r>
-    </w:p>
-    <w:p>
-      <w:r>
-        <w:pict>
-          <v:rect style="width:0;height:1.5pt" o:hralign="center" o:hrstd="t" o:hr="t"/>
-        </w:pict>
-      </w:r>
-    </w:p>
-    <w:bookmarkEnd w:id="20"/>
-    <w:bookmarkStart w:id="22" w:name="X346a7b4bbcc4be041a62ebcfcc91632828bf928"/>
-    <w:p>
-      <w:pPr>
-        <w:pStyle w:val="Heading2"/>
-      </w:pPr>
-      <w:r>
-        <w:t xml:space="preserve">What to ask, and what a good answer sounds like</w:t>
-      </w:r>
-    </w:p>
-    <w:p>
-      <w:pPr>
-        <w:pStyle w:val="FirstParagraph"/>
-      </w:pPr>
-      <w:r>
-        <w:t xml:space="preserve">The same five questions serve both chairs. If you are not accountable for the team, you are</w:t>
-      </w:r>
-      <w:r>
-        <w:t xml:space="preserve"> </w:t>
-      </w:r>
-      <w:r>
-        <w:t xml:space="preserve">interrogating; if you are, you are diagnosing. The bad-answer column is the trap list.</w:t>
-      </w:r>
-    </w:p>
-    <w:tbl>
-      <w:tblPr>
-        <w:tblStyle w:val="Table"/>
-        <w:tblW w:type="auto" w:w="0"/>
-        <w:tblLook w:firstRow="1" w:lastRow="0" w:firstColumn="0" w:lastColumn="0" w:noHBand="0" w:noVBand="0" w:val="0020"/>
-      </w:tblPr>
-      <w:tblGrid>
-        <w:gridCol w:w="2640"/>
-        <w:gridCol w:w="2640"/>
-        <w:gridCol w:w="2640"/>
-      </w:tblGrid>
-      <w:tr>
-        <w:trPr>
-          <w:tblHeader w:val="on"/>
-        </w:trPr>
-        <w:tc>
-          <w:tcPr/>
-          <w:p>
-            <w:pPr>
-              <w:pStyle w:val="Compact"/>
-            </w:pPr>
-            <w:r>
               <w:t xml:space="preserve">Ask</w:t>
             </w:r>
           </w:p>
@@ -1896,7 +2060,7 @@
       <w:pPr>
         <w:pStyle w:val="BodyText"/>
       </w:pPr>
-      <w:hyperlink r:id="rId21">
+      <w:hyperlink r:id="rId20">
         <w:r>
           <w:rPr>
             <w:rStyle w:val="Hyperlink"/>
@@ -1924,8 +2088,8 @@
         </w:pict>
       </w:r>
     </w:p>
-    <w:bookmarkEnd w:id="22"/>
-    <w:bookmarkStart w:id="23" w:name="what-your-team-means-when-they-say"/>
+    <w:bookmarkEnd w:id="21"/>
+    <w:bookmarkStart w:id="22" w:name="what-your-team-means-when-they-say"/>
     <w:p>
       <w:pPr>
         <w:pStyle w:val="Heading2"/>
@@ -2215,8 +2379,8 @@
         </w:pict>
       </w:r>
     </w:p>
-    <w:bookmarkEnd w:id="23"/>
-    <w:bookmarkStart w:id="25" w:name="where-to-go-next"/>
+    <w:bookmarkEnd w:id="22"/>
+    <w:bookmarkStart w:id="24" w:name="where-to-go-next"/>
     <w:p>
       <w:pPr>
         <w:pStyle w:val="Heading2"/>
@@ -2280,7 +2444,7 @@
             <w:pPr>
               <w:pStyle w:val="Compact"/>
             </w:pPr>
-            <w:hyperlink r:id="rId24">
+            <w:hyperlink r:id="rId23">
               <w:r>
                 <w:rPr>
                   <w:rStyle w:val="Hyperlink"/>
@@ -2309,7 +2473,7 @@
             <w:pPr>
               <w:pStyle w:val="Compact"/>
             </w:pPr>
-            <w:hyperlink r:id="rId13">
+            <w:hyperlink r:id="rId15">
               <w:r>
                 <w:rPr>
                   <w:rStyle w:val="Hyperlink"/>
@@ -2338,7 +2502,7 @@
             <w:pPr>
               <w:pStyle w:val="Compact"/>
             </w:pPr>
-            <w:hyperlink r:id="rId21">
+            <w:hyperlink r:id="rId20">
               <w:r>
                 <w:rPr>
                   <w:rStyle w:val="Hyperlink"/>
@@ -2374,8 +2538,8 @@
         <w:t xml:space="preserve">anything you cannot stand behind.</w:t>
       </w:r>
     </w:p>
+    <w:bookmarkEnd w:id="24"/>
     <w:bookmarkEnd w:id="25"/>
-    <w:bookmarkEnd w:id="26"/>
     <w:sectPr>
       <w:footnotePr>
         <w:numRestart w:val="eachSect"/>
@@ -2486,6 +2650,91 @@
       </w:pPr>
     </w:lvl>
   </w:abstractNum>
+  <w:abstractNum w:abstractNumId="99411">
+    <w:nsid w:val="00A99411"/>
+    <w:multiLevelType w:val="multilevel"/>
+    <w:lvl w:ilvl="0">
+      <w:start w:val="1"/>
+      <w:numFmt w:val="decimal"/>
+      <w:lvlText w:val="%1."/>
+      <w:lvlJc w:val="left"/>
+      <w:pPr>
+        <w:ind w:left="720" w:hanging="360"/>
+      </w:pPr>
+    </w:lvl>
+    <w:lvl w:ilvl="1">
+      <w:start w:val="1"/>
+      <w:numFmt w:val="decimal"/>
+      <w:lvlText w:val="%2."/>
+      <w:lvlJc w:val="left"/>
+      <w:pPr>
+        <w:ind w:left="1440" w:hanging="360"/>
+      </w:pPr>
+    </w:lvl>
+    <w:lvl w:ilvl="2">
+      <w:start w:val="1"/>
+      <w:numFmt w:val="decimal"/>
+      <w:lvlText w:val="%3."/>
+      <w:lvlJc w:val="left"/>
+      <w:pPr>
+        <w:ind w:left="2160" w:hanging="360"/>
+      </w:pPr>
+    </w:lvl>
+    <w:lvl w:ilvl="3">
+      <w:start w:val="1"/>
+      <w:numFmt w:val="decimal"/>
+      <w:lvlText w:val="%4."/>
+      <w:lvlJc w:val="left"/>
+      <w:pPr>
+        <w:ind w:left="2880" w:hanging="360"/>
+      </w:pPr>
+    </w:lvl>
+    <w:lvl w:ilvl="4">
+      <w:start w:val="1"/>
+      <w:numFmt w:val="decimal"/>
+      <w:lvlText w:val="%5."/>
+      <w:lvlJc w:val="left"/>
+      <w:pPr>
+        <w:ind w:left="3600" w:hanging="360"/>
+      </w:pPr>
+    </w:lvl>
+    <w:lvl w:ilvl="5">
+      <w:start w:val="1"/>
+      <w:numFmt w:val="decimal"/>
+      <w:lvlText w:val="%6."/>
+      <w:lvlJc w:val="left"/>
+      <w:pPr>
+        <w:ind w:left="4320" w:hanging="360"/>
+      </w:pPr>
+    </w:lvl>
+    <w:lvl w:ilvl="6">
+      <w:start w:val="1"/>
+      <w:numFmt w:val="decimal"/>
+      <w:lvlText w:val="%7."/>
+      <w:lvlJc w:val="left"/>
+      <w:pPr>
+        <w:ind w:left="5040" w:hanging="360"/>
+      </w:pPr>
+    </w:lvl>
+    <w:lvl w:ilvl="7">
+      <w:start w:val="1"/>
+      <w:numFmt w:val="decimal"/>
+      <w:lvlText w:val="%8."/>
+      <w:lvlJc w:val="left"/>
+      <w:pPr>
+        <w:ind w:left="5760" w:hanging="360"/>
+      </w:pPr>
+    </w:lvl>
+    <w:lvl w:ilvl="8">
+      <w:start w:val="1"/>
+      <w:numFmt w:val="decimal"/>
+      <w:lvlText w:val="%9."/>
+      <w:lvlJc w:val="left"/>
+      <w:pPr>
+        <w:ind w:left="6480" w:hanging="360"/>
+      </w:pPr>
+    </w:lvl>
+  </w:abstractNum>
   <w:abstractNum w:abstractNumId="991">
     <w:nsid w:val="0000A991"/>
     <w:multiLevelType w:val="multilevel"/>
@@ -2593,9 +2842,45 @@
     <w:abstractNumId w:val="990"/>
   </w:num>
   <w:num w:numId="1001">
+    <w:abstractNumId w:val="99411"/>
+    <w:lvlOverride w:ilvl="0">
+      <w:startOverride w:val="1"/>
+    </w:lvlOverride>
+    <w:lvlOverride w:ilvl="1">
+      <w:startOverride w:val="1"/>
+    </w:lvlOverride>
+    <w:lvlOverride w:ilvl="2">
+      <w:startOverride w:val="1"/>
+    </w:lvlOverride>
+    <w:lvlOverride w:ilvl="3">
+      <w:startOverride w:val="1"/>
+    </w:lvlOverride>
+    <w:lvlOverride w:ilvl="4">
+      <w:startOverride w:val="1"/>
+    </w:lvlOverride>
+    <w:lvlOverride w:ilvl="5">
+      <w:startOverride w:val="1"/>
+    </w:lvlOverride>
+    <w:lvlOverride w:ilvl="6">
+      <w:startOverride w:val="1"/>
+    </w:lvlOverride>
+    <w:lvlOverride w:ilvl="7">
+      <w:startOverride w:val="1"/>
+    </w:lvlOverride>
+    <w:lvlOverride w:ilvl="8">
+      <w:startOverride w:val="1"/>
+    </w:lvlOverride>
+  </w:num>
+  <w:num w:numId="1002">
     <w:abstractNumId w:val="991"/>
   </w:num>
-  <w:num w:numId="1002">
+  <w:num w:numId="1003">
+    <w:abstractNumId w:val="991"/>
+  </w:num>
+  <w:num w:numId="1004">
+    <w:abstractNumId w:val="991"/>
+  </w:num>
+  <w:num w:numId="1005">
     <w:abstractNumId w:val="991"/>
   </w:num>
 </w:numbering>

--- a/docs/standards/word/CI-ENFORCEMENT.docx
+++ b/docs/standards/word/CI-ENFORCEMENT.docx
@@ -141,13 +141,13 @@
         </w:pict>
       </w:r>
     </w:p>
-    <w:bookmarkStart w:id="12" w:name="in-short"/>
+    <w:bookmarkStart w:id="12" w:name="tldrbluf"/>
     <w:p>
       <w:pPr>
         <w:pStyle w:val="Heading2"/>
       </w:pPr>
       <w:r>
-        <w:t xml:space="preserve">In short</w:t>
+        <w:t xml:space="preserve">TLDR/BLUF</w:t>
       </w:r>
     </w:p>
     <w:p>

--- a/docs/standards/word/CI-ENFORCEMENT.docx
+++ b/docs/standards/word/CI-ENFORCEMENT.docx
@@ -640,26 +640,20 @@
         <w:t xml:space="preserve"> </w:t>
       </w:r>
       <w:r>
-        <w:t xml:space="preserve">number without adding a gate (</w:t>
+        <w:t xml:space="preserve">number without adding a gate</w:t>
+      </w:r>
+      <w:r>
+        <w:t xml:space="preserve"> </w:t>
+      </w:r>
+      <w:r>
+        <w:t xml:space="preserve">(</w:t>
       </w:r>
       <w:hyperlink r:id="rId13">
         <w:r>
           <w:rPr>
             <w:rStyle w:val="Hyperlink"/>
           </w:rPr>
-          <w:t xml:space="preserve">CI and</w:t>
-        </w:r>
-        <w:r>
-          <w:rPr>
-            <w:rStyle w:val="Hyperlink"/>
-          </w:rPr>
-          <w:t xml:space="preserve"> </w:t>
-        </w:r>
-        <w:r>
-          <w:rPr>
-            <w:rStyle w:val="Hyperlink"/>
-          </w:rPr>
-          <w:t xml:space="preserve">standards</w:t>
+          <w:t xml:space="preserve">CI and standards</w:t>
         </w:r>
       </w:hyperlink>
       <w:r>
@@ -802,19 +796,7 @@
           <w:rPr>
             <w:rStyle w:val="Hyperlink"/>
           </w:rPr>
-          <w:t xml:space="preserve">How to adopt these, step</w:t>
-        </w:r>
-        <w:r>
-          <w:rPr>
-            <w:rStyle w:val="Hyperlink"/>
-          </w:rPr>
-          <w:t xml:space="preserve"> </w:t>
-        </w:r>
-        <w:r>
-          <w:rPr>
-            <w:rStyle w:val="Hyperlink"/>
-          </w:rPr>
-          <w:t xml:space="preserve">4</w:t>
+          <w:t xml:space="preserve">How to adopt these, step 4</w:t>
         </w:r>
       </w:hyperlink>
       <w:r>
@@ -1579,26 +1561,20 @@
         <w:t xml:space="preserve"> </w:t>
       </w:r>
       <w:r>
-        <w:t xml:space="preserve">what the change introduced (</w:t>
+        <w:t xml:space="preserve">what the change introduced</w:t>
+      </w:r>
+      <w:r>
+        <w:t xml:space="preserve"> </w:t>
+      </w:r>
+      <w:r>
+        <w:t xml:space="preserve">(</w:t>
       </w:r>
       <w:hyperlink r:id="rId15">
         <w:r>
           <w:rPr>
             <w:rStyle w:val="Hyperlink"/>
           </w:rPr>
-          <w:t xml:space="preserve">How to adopt these, step</w:t>
-        </w:r>
-        <w:r>
-          <w:rPr>
-            <w:rStyle w:val="Hyperlink"/>
-          </w:rPr>
-          <w:t xml:space="preserve"> </w:t>
-        </w:r>
-        <w:r>
-          <w:rPr>
-            <w:rStyle w:val="Hyperlink"/>
-          </w:rPr>
-          <w:t xml:space="preserve">4</w:t>
+          <w:t xml:space="preserve">How to adopt these, step 4</w:t>
         </w:r>
       </w:hyperlink>
       <w:r>
@@ -1653,33 +1629,17 @@
             <w:i/>
             <w:iCs/>
           </w:rPr>
-          <w:t xml:space="preserve">Code</w:t>
-        </w:r>
-        <w:r>
-          <w:rPr>
-            <w:rStyle w:val="Hyperlink"/>
-            <w:i/>
-            <w:iCs/>
-          </w:rPr>
-          <w:t xml:space="preserve"> </w:t>
-        </w:r>
-        <w:r>
-          <w:rPr>
-            <w:rStyle w:val="Hyperlink"/>
-            <w:i/>
-            <w:iCs/>
-          </w:rPr>
-          <w:t xml:space="preserve">quality</w:t>
+          <w:t xml:space="preserve">Code quality</w:t>
         </w:r>
       </w:hyperlink>
       <w:r>
-        <w:t xml:space="preserve">). One large engineering organization reached the same conclusion by</w:t>
-      </w:r>
-      <w:r>
-        <w:t xml:space="preserve"> </w:t>
-      </w:r>
-      <w:r>
-        <w:t xml:space="preserve">measurement: its developers ignored non-blocking warnings, so its policy became to make a check</w:t>
+        <w:t xml:space="preserve">). One large engineering organization reached the same conclusion</w:t>
+      </w:r>
+      <w:r>
+        <w:t xml:space="preserve"> </w:t>
+      </w:r>
+      <w:r>
+        <w:t xml:space="preserve">by measurement: its developers ignored non-blocking warnings, so its policy became to make a check</w:t>
       </w:r>
       <w:r>
         <w:t xml:space="preserve"> </w:t>
